--- a/Tyler/Java_Angular/Tyler_Roberts.docx
+++ b/Tyler/Java_Angular/Tyler_Roberts.docx
@@ -44,7 +44,7 @@
           <w:sz w:val="19"/>
           <w:szCs w:val="19"/>
         </w:rPr>
-        <w:t>tylerroberts.dev@oudook.com | linkedin.com/in/tyler-roberts-3b839b3a9/ | Florida, United States | +1 (321) 376-7095</w:t>
+        <w:t>tylerrdev@outlook.com | linkedin.com/in/tyler-roberts-76a8193b2/ | Florida, United States | +1 (321) 376-7095</w:t>
       </w:r>
     </w:p>
     <w:p>
@@ -372,7 +372,14 @@
         <w:rPr>
           <w:rFonts w:ascii="Arial" w:hAnsi="Arial" w:cs="Arial"/>
         </w:rPr>
-        <w:t xml:space="preserve">. Trusted partner to product and stakeholders, translating ambiguous requirements into pragmatic designs that balance </w:t>
+        <w:t xml:space="preserve">. </w:t>
+      </w:r>
+      <w:proofErr w:type="gramStart"/>
+      <w:r>
+        <w:rPr>
+          <w:rFonts w:ascii="Arial" w:hAnsi="Arial" w:cs="Arial"/>
+        </w:rPr>
+        <w:t xml:space="preserve">Trusted partner to product and stakeholders, translating ambiguous requirements into pragmatic designs that balance </w:t>
       </w:r>
       <w:r>
         <w:rPr>
@@ -413,6 +420,7 @@
         </w:rPr>
         <w:t>.</w:t>
       </w:r>
+      <w:proofErr w:type="gramEnd"/>
     </w:p>
     <w:p>
       <w:pPr>
@@ -1965,6 +1973,7 @@
         </w:rPr>
         <w:t xml:space="preserve">Introduced caching patterns using </w:t>
       </w:r>
+      <w:proofErr w:type="gramStart"/>
       <w:r>
         <w:rPr>
           <w:rStyle w:val="Strong"/>
@@ -1973,6 +1982,7 @@
         </w:rPr>
         <w:t>Redis</w:t>
       </w:r>
+      <w:proofErr w:type="gramEnd"/>
       <w:r>
         <w:rPr>
           <w:rFonts w:ascii="Arial" w:hAnsi="Arial" w:cs="Arial"/>
@@ -2258,6 +2268,7 @@
       </w:r>
     </w:p>
     <w:p>
+      <w:proofErr w:type="gramStart"/>
       <w:r>
         <w:rPr>
           <w:rFonts w:ascii="Arial" w:eastAsia="Arial" w:hAnsi="Arial" w:cs="Arial"/>
@@ -2269,6 +2280,7 @@
         </w:rPr>
         <w:t>Centric Tech Inc.</w:t>
       </w:r>
+      <w:proofErr w:type="gramEnd"/>
     </w:p>
     <w:p>
       <w:r>

--- a/Tyler/Java_Angular/Tyler_Roberts.docx
+++ b/Tyler/Java_Angular/Tyler_Roberts.docx
@@ -44,8 +44,10 @@
           <w:sz w:val="19"/>
           <w:szCs w:val="19"/>
         </w:rPr>
-        <w:t>tylerrdev@outlook.com | linkedin.com/in/tyler-roberts-76a8193b2/ | Florida, United States | +1 (321) 376-7095</w:t>
-      </w:r>
+        <w:t>tyler.r.dev@outlook.com | linkedin.com/in/tyler-r-5788a13ba | Florida, United States | +1 (321) 376-7095</w:t>
+      </w:r>
+      <w:bookmarkStart w:id="0" w:name="_GoBack"/>
+      <w:bookmarkEnd w:id="0"/>
     </w:p>
     <w:p>
       <w:pPr>
@@ -54,8 +56,6 @@
         </w:pBdr>
         <w:spacing w:before="120" w:after="80"/>
       </w:pPr>
-      <w:bookmarkStart w:id="0" w:name="_GoBack"/>
-      <w:bookmarkEnd w:id="0"/>
       <w:r>
         <w:rPr>
           <w:b/>
@@ -73,354 +73,77 @@
         <w:jc w:val="both"/>
         <w:rPr>
           <w:rFonts w:ascii="Arial" w:hAnsi="Arial" w:cs="Arial"/>
-        </w:rPr>
-      </w:pPr>
+          <w:sz w:val="22"/>
+        </w:rPr>
+      </w:pPr>
+      <w:r>
+        <w:rPr>
+          <w:sz w:val="22"/>
+        </w:rPr>
+        <w:t xml:space="preserve">Senior Software Engineer with 9+ years in </w:t>
+      </w:r>
       <w:r>
         <w:rPr>
           <w:rStyle w:val="Strong"/>
-          <w:rFonts w:ascii="Arial" w:hAnsi="Arial" w:cs="Arial"/>
-        </w:rPr>
-        <w:t>Senior Software Engineer</w:t>
-      </w:r>
-      <w:r>
-        <w:rPr>
-          <w:rFonts w:ascii="Arial" w:hAnsi="Arial" w:cs="Arial"/>
-        </w:rPr>
-        <w:t xml:space="preserve"> with </w:t>
+          <w:sz w:val="22"/>
+        </w:rPr>
+        <w:t>enterprise SaaS and cloud-native platforms</w:t>
+      </w:r>
+      <w:r>
+        <w:rPr>
+          <w:sz w:val="22"/>
+        </w:rPr>
+        <w:t xml:space="preserve">, specializing in </w:t>
       </w:r>
       <w:r>
         <w:rPr>
           <w:rStyle w:val="Strong"/>
-          <w:rFonts w:ascii="Arial" w:hAnsi="Arial" w:cs="Arial"/>
-        </w:rPr>
-        <w:t>9+ years</w:t>
-      </w:r>
-      <w:r>
-        <w:rPr>
-          <w:rFonts w:ascii="Arial" w:hAnsi="Arial" w:cs="Arial"/>
-        </w:rPr>
-        <w:t xml:space="preserve"> building and owning </w:t>
-      </w:r>
+          <w:sz w:val="22"/>
+        </w:rPr>
+        <w:t>Java (8–21) with Spring Boot (2.x–3.x) and Angular (10–17)</w:t>
+      </w:r>
+      <w:r>
+        <w:rPr>
+          <w:sz w:val="22"/>
+        </w:rPr>
+        <w:t xml:space="preserve"> delivering scalable API-driven systems and high-performance frontends in </w:t>
+      </w:r>
+      <w:proofErr w:type="spellStart"/>
+      <w:r>
+        <w:rPr>
+          <w:sz w:val="22"/>
+        </w:rPr>
+        <w:t>fintech</w:t>
+      </w:r>
+      <w:proofErr w:type="spellEnd"/>
+      <w:r>
+        <w:rPr>
+          <w:sz w:val="22"/>
+        </w:rPr>
+        <w:t xml:space="preserve">, healthcare, and data-driven industries, consistently improving system reliability by over 30% through </w:t>
+      </w:r>
+      <w:proofErr w:type="spellStart"/>
       <w:r>
         <w:rPr>
           <w:rStyle w:val="Strong"/>
-          <w:rFonts w:ascii="Arial" w:hAnsi="Arial" w:cs="Arial"/>
-        </w:rPr>
-        <w:t>cloud-native SaaS</w:t>
-      </w:r>
-      <w:r>
-        <w:rPr>
-          <w:rFonts w:ascii="Arial" w:hAnsi="Arial" w:cs="Arial"/>
-        </w:rPr>
-        <w:t xml:space="preserve"> platforms across </w:t>
-      </w:r>
+          <w:sz w:val="22"/>
+        </w:rPr>
+        <w:t>microservices</w:t>
+      </w:r>
+      <w:proofErr w:type="spellEnd"/>
       <w:r>
         <w:rPr>
           <w:rStyle w:val="Strong"/>
-          <w:rFonts w:ascii="Arial" w:hAnsi="Arial" w:cs="Arial"/>
-        </w:rPr>
-        <w:t>Java (Spring Boot)</w:t>
-      </w:r>
-      <w:r>
-        <w:rPr>
-          <w:rFonts w:ascii="Arial" w:hAnsi="Arial" w:cs="Arial"/>
-        </w:rPr>
-        <w:t xml:space="preserve"> backends and </w:t>
-      </w:r>
-      <w:r>
-        <w:rPr>
-          <w:rStyle w:val="Strong"/>
-          <w:rFonts w:ascii="Arial" w:hAnsi="Arial" w:cs="Arial"/>
-        </w:rPr>
-        <w:t>Angular</w:t>
-      </w:r>
-      <w:r>
-        <w:rPr>
-          <w:rFonts w:ascii="Arial" w:hAnsi="Arial" w:cs="Arial"/>
-        </w:rPr>
-        <w:t xml:space="preserve"> frontends, delivering </w:t>
-      </w:r>
-      <w:r>
-        <w:rPr>
-          <w:rStyle w:val="Strong"/>
-          <w:rFonts w:ascii="Arial" w:hAnsi="Arial" w:cs="Arial"/>
-        </w:rPr>
-        <w:t>secure</w:t>
-      </w:r>
-      <w:r>
-        <w:rPr>
-          <w:rFonts w:ascii="Arial" w:hAnsi="Arial" w:cs="Arial"/>
-        </w:rPr>
-        <w:t xml:space="preserve">, </w:t>
-      </w:r>
-      <w:r>
-        <w:rPr>
-          <w:rStyle w:val="Strong"/>
-          <w:rFonts w:ascii="Arial" w:hAnsi="Arial" w:cs="Arial"/>
-        </w:rPr>
-        <w:t>high-performance</w:t>
-      </w:r>
-      <w:r>
-        <w:rPr>
-          <w:rFonts w:ascii="Arial" w:hAnsi="Arial" w:cs="Arial"/>
-        </w:rPr>
-        <w:t xml:space="preserve">, and </w:t>
-      </w:r>
-      <w:r>
-        <w:rPr>
-          <w:rStyle w:val="Strong"/>
-          <w:rFonts w:ascii="Arial" w:hAnsi="Arial" w:cs="Arial"/>
-        </w:rPr>
-        <w:t>maintainable</w:t>
-      </w:r>
-      <w:r>
-        <w:rPr>
-          <w:rFonts w:ascii="Arial" w:hAnsi="Arial" w:cs="Arial"/>
-        </w:rPr>
-        <w:t xml:space="preserve"> systems. Strong track record designing </w:t>
-      </w:r>
-      <w:r>
-        <w:rPr>
-          <w:rStyle w:val="Strong"/>
-          <w:rFonts w:ascii="Arial" w:hAnsi="Arial" w:cs="Arial"/>
-        </w:rPr>
-        <w:t>microservices</w:t>
-      </w:r>
-      <w:r>
-        <w:rPr>
-          <w:rFonts w:ascii="Arial" w:hAnsi="Arial" w:cs="Arial"/>
-        </w:rPr>
-        <w:t xml:space="preserve">, </w:t>
-      </w:r>
-      <w:r>
-        <w:rPr>
-          <w:rStyle w:val="Strong"/>
-          <w:rFonts w:ascii="Arial" w:hAnsi="Arial" w:cs="Arial"/>
-        </w:rPr>
-        <w:t>REST APIs</w:t>
-      </w:r>
-      <w:r>
-        <w:rPr>
-          <w:rFonts w:ascii="Arial" w:hAnsi="Arial" w:cs="Arial"/>
-        </w:rPr>
-        <w:t xml:space="preserve">, and </w:t>
-      </w:r>
-      <w:r>
-        <w:rPr>
-          <w:rStyle w:val="Strong"/>
-          <w:rFonts w:ascii="Arial" w:hAnsi="Arial" w:cs="Arial"/>
-        </w:rPr>
-        <w:t>event-driven</w:t>
-      </w:r>
-      <w:r>
-        <w:rPr>
-          <w:rFonts w:ascii="Arial" w:hAnsi="Arial" w:cs="Arial"/>
-        </w:rPr>
-        <w:t xml:space="preserve"> workflows with </w:t>
-      </w:r>
-      <w:r>
-        <w:rPr>
-          <w:rStyle w:val="Strong"/>
-          <w:rFonts w:ascii="Arial" w:hAnsi="Arial" w:cs="Arial"/>
-        </w:rPr>
-        <w:t>idempotency</w:t>
-      </w:r>
-      <w:r>
-        <w:rPr>
-          <w:rFonts w:ascii="Arial" w:hAnsi="Arial" w:cs="Arial"/>
-        </w:rPr>
-        <w:t xml:space="preserve">, </w:t>
-      </w:r>
-      <w:r>
-        <w:rPr>
-          <w:rStyle w:val="Strong"/>
-          <w:rFonts w:ascii="Arial" w:hAnsi="Arial" w:cs="Arial"/>
-        </w:rPr>
-        <w:t>retries</w:t>
-      </w:r>
-      <w:r>
-        <w:rPr>
-          <w:rFonts w:ascii="Arial" w:hAnsi="Arial" w:cs="Arial"/>
-        </w:rPr>
-        <w:t xml:space="preserve">, and </w:t>
-      </w:r>
-      <w:r>
-        <w:rPr>
-          <w:rStyle w:val="Strong"/>
-          <w:rFonts w:ascii="Arial" w:hAnsi="Arial" w:cs="Arial"/>
-        </w:rPr>
-        <w:t>backward-compatible contracts</w:t>
-      </w:r>
-      <w:r>
-        <w:rPr>
-          <w:rFonts w:ascii="Arial" w:hAnsi="Arial" w:cs="Arial"/>
-        </w:rPr>
-        <w:t xml:space="preserve">, while modernizing UI layers with scalable </w:t>
-      </w:r>
-      <w:r>
-        <w:rPr>
-          <w:rStyle w:val="Strong"/>
-          <w:rFonts w:ascii="Arial" w:hAnsi="Arial" w:cs="Arial"/>
-        </w:rPr>
-        <w:t>component architecture</w:t>
-      </w:r>
-      <w:r>
-        <w:rPr>
-          <w:rFonts w:ascii="Arial" w:hAnsi="Arial" w:cs="Arial"/>
-        </w:rPr>
-        <w:t xml:space="preserve"> and predictable </w:t>
-      </w:r>
-      <w:r>
-        <w:rPr>
-          <w:rStyle w:val="Strong"/>
-          <w:rFonts w:ascii="Arial" w:hAnsi="Arial" w:cs="Arial"/>
-        </w:rPr>
-        <w:t>reactive state</w:t>
-      </w:r>
-      <w:r>
-        <w:rPr>
-          <w:rFonts w:ascii="Arial" w:hAnsi="Arial" w:cs="Arial"/>
-        </w:rPr>
-        <w:t xml:space="preserve">. Hands-on in </w:t>
-      </w:r>
-      <w:r>
-        <w:rPr>
-          <w:rStyle w:val="Strong"/>
-          <w:rFonts w:ascii="Arial" w:hAnsi="Arial" w:cs="Arial"/>
-        </w:rPr>
-        <w:t>AWS-first delivery</w:t>
-      </w:r>
-      <w:r>
-        <w:rPr>
-          <w:rFonts w:ascii="Arial" w:hAnsi="Arial" w:cs="Arial"/>
-        </w:rPr>
-        <w:t xml:space="preserve">, </w:t>
-      </w:r>
-      <w:r>
-        <w:rPr>
-          <w:rStyle w:val="Strong"/>
-          <w:rFonts w:ascii="Arial" w:hAnsi="Arial" w:cs="Arial"/>
-        </w:rPr>
-        <w:t>CI/CD automation</w:t>
-      </w:r>
-      <w:r>
-        <w:rPr>
-          <w:rFonts w:ascii="Arial" w:hAnsi="Arial" w:cs="Arial"/>
-        </w:rPr>
-        <w:t xml:space="preserve">, and production </w:t>
-      </w:r>
-      <w:r>
-        <w:rPr>
-          <w:rStyle w:val="Strong"/>
-          <w:rFonts w:ascii="Arial" w:hAnsi="Arial" w:cs="Arial"/>
-        </w:rPr>
-        <w:t>observability</w:t>
-      </w:r>
-      <w:r>
-        <w:rPr>
-          <w:rFonts w:ascii="Arial" w:hAnsi="Arial" w:cs="Arial"/>
-        </w:rPr>
-        <w:t xml:space="preserve">—shipping reliability with </w:t>
-      </w:r>
-      <w:r>
-        <w:rPr>
-          <w:rStyle w:val="Strong"/>
-          <w:rFonts w:ascii="Arial" w:hAnsi="Arial" w:cs="Arial"/>
-        </w:rPr>
-        <w:t>structured logging</w:t>
-      </w:r>
-      <w:r>
-        <w:rPr>
-          <w:rFonts w:ascii="Arial" w:hAnsi="Arial" w:cs="Arial"/>
-        </w:rPr>
-        <w:t xml:space="preserve">, </w:t>
-      </w:r>
-      <w:r>
-        <w:rPr>
-          <w:rStyle w:val="Strong"/>
-          <w:rFonts w:ascii="Arial" w:hAnsi="Arial" w:cs="Arial"/>
-        </w:rPr>
-        <w:t>metrics</w:t>
-      </w:r>
-      <w:r>
-        <w:rPr>
-          <w:rFonts w:ascii="Arial" w:hAnsi="Arial" w:cs="Arial"/>
-        </w:rPr>
-        <w:t xml:space="preserve">, </w:t>
-      </w:r>
-      <w:r>
-        <w:rPr>
-          <w:rStyle w:val="Strong"/>
-          <w:rFonts w:ascii="Arial" w:hAnsi="Arial" w:cs="Arial"/>
-        </w:rPr>
-        <w:t>tracing</w:t>
-      </w:r>
-      <w:r>
-        <w:rPr>
-          <w:rFonts w:ascii="Arial" w:hAnsi="Arial" w:cs="Arial"/>
-        </w:rPr>
-        <w:t xml:space="preserve">, and automated </w:t>
-      </w:r>
-      <w:r>
-        <w:rPr>
-          <w:rStyle w:val="Strong"/>
-          <w:rFonts w:ascii="Arial" w:hAnsi="Arial" w:cs="Arial"/>
-        </w:rPr>
-        <w:t>regression coverage</w:t>
-      </w:r>
-      <w:r>
-        <w:rPr>
-          <w:rFonts w:ascii="Arial" w:hAnsi="Arial" w:cs="Arial"/>
-        </w:rPr>
-        <w:t xml:space="preserve">. </w:t>
-      </w:r>
-      <w:proofErr w:type="gramStart"/>
-      <w:r>
-        <w:rPr>
-          <w:rFonts w:ascii="Arial" w:hAnsi="Arial" w:cs="Arial"/>
-        </w:rPr>
-        <w:t xml:space="preserve">Trusted partner to product and stakeholders, translating ambiguous requirements into pragmatic designs that balance </w:t>
-      </w:r>
-      <w:r>
-        <w:rPr>
-          <w:rStyle w:val="Strong"/>
-          <w:rFonts w:ascii="Arial" w:hAnsi="Arial" w:cs="Arial"/>
-        </w:rPr>
-        <w:t>delivery speed</w:t>
-      </w:r>
-      <w:r>
-        <w:rPr>
-          <w:rFonts w:ascii="Arial" w:hAnsi="Arial" w:cs="Arial"/>
-        </w:rPr>
-        <w:t xml:space="preserve">, </w:t>
-      </w:r>
-      <w:r>
-        <w:rPr>
-          <w:rStyle w:val="Strong"/>
-          <w:rFonts w:ascii="Arial" w:hAnsi="Arial" w:cs="Arial"/>
-        </w:rPr>
-        <w:t>resilience</w:t>
-      </w:r>
-      <w:r>
-        <w:rPr>
-          <w:rFonts w:ascii="Arial" w:hAnsi="Arial" w:cs="Arial"/>
-        </w:rPr>
-        <w:t xml:space="preserve">, and </w:t>
-      </w:r>
-      <w:r>
-        <w:rPr>
-          <w:rStyle w:val="Strong"/>
-          <w:rFonts w:ascii="Arial" w:hAnsi="Arial" w:cs="Arial"/>
-        </w:rPr>
-        <w:t>long-term operability</w:t>
-      </w:r>
-      <w:r>
-        <w:rPr>
-          <w:rFonts w:ascii="Arial" w:hAnsi="Arial" w:cs="Arial"/>
-        </w:rPr>
-        <w:t>.</w:t>
-      </w:r>
-      <w:proofErr w:type="gramEnd"/>
+          <w:sz w:val="22"/>
+        </w:rPr>
+        <w:t xml:space="preserve"> architecture, CI/CD automation, and observability practices</w:t>
+      </w:r>
+      <w:r>
+        <w:rPr>
+          <w:sz w:val="22"/>
+        </w:rPr>
+        <w:t>, while leading modernization efforts, resolving critical production bottlenecks, and implementing secure, maintainable, and extensible full-stack solutions across distributed environments.</w:t>
+      </w:r>
     </w:p>
     <w:p>
       <w:pPr>
@@ -445,117 +168,145 @@
         <w:pStyle w:val="NormalWeb"/>
         <w:numPr>
           <w:ilvl w:val="0"/>
-          <w:numId w:val="3"/>
+          <w:numId w:val="14"/>
         </w:numPr>
+        <w:spacing w:before="0" w:beforeAutospacing="0" w:after="0" w:afterAutospacing="0"/>
         <w:jc w:val="both"/>
         <w:rPr>
-          <w:rFonts w:ascii="Arial" w:hAnsi="Arial" w:cs="Arial"/>
-          <w:sz w:val="20"/>
+          <w:sz w:val="22"/>
         </w:rPr>
       </w:pPr>
       <w:r>
         <w:rPr>
           <w:rStyle w:val="Strong"/>
-          <w:rFonts w:ascii="Arial" w:hAnsi="Arial" w:cs="Arial"/>
-          <w:sz w:val="20"/>
+          <w:sz w:val="22"/>
         </w:rPr>
         <w:t>Frontend</w:t>
       </w:r>
       <w:r>
         <w:rPr>
-          <w:rFonts w:ascii="Arial" w:hAnsi="Arial" w:cs="Arial"/>
-          <w:sz w:val="20"/>
-        </w:rPr>
-        <w:t xml:space="preserve"> — </w:t>
-      </w:r>
-      <w:r>
-        <w:rPr>
-          <w:rStyle w:val="Strong"/>
-          <w:rFonts w:ascii="Arial" w:hAnsi="Arial" w:cs="Arial"/>
-          <w:sz w:val="20"/>
-        </w:rPr>
-        <w:t>Angular</w:t>
-      </w:r>
-      <w:r>
-        <w:rPr>
-          <w:rFonts w:ascii="Arial" w:hAnsi="Arial" w:cs="Arial"/>
-          <w:sz w:val="20"/>
+          <w:sz w:val="22"/>
+        </w:rPr>
+        <w:t xml:space="preserve">: Angular, </w:t>
+      </w:r>
+      <w:proofErr w:type="spellStart"/>
+      <w:r>
+        <w:rPr>
+          <w:sz w:val="22"/>
+        </w:rPr>
+        <w:t>TypeScript</w:t>
+      </w:r>
+      <w:proofErr w:type="spellEnd"/>
+      <w:r>
+        <w:rPr>
+          <w:sz w:val="22"/>
         </w:rPr>
         <w:t xml:space="preserve">, </w:t>
       </w:r>
-      <w:r>
-        <w:rPr>
-          <w:rStyle w:val="Strong"/>
-          <w:rFonts w:ascii="Arial" w:hAnsi="Arial" w:cs="Arial"/>
-          <w:sz w:val="20"/>
-        </w:rPr>
-        <w:t>TypeScript</w:t>
-      </w:r>
-      <w:r>
-        <w:rPr>
-          <w:rFonts w:ascii="Arial" w:hAnsi="Arial" w:cs="Arial"/>
-          <w:sz w:val="20"/>
-        </w:rPr>
-        <w:t>, JavaScript, HTML, CSS/SCSS, RxJS, NgRx, Angular Material, reactive forms, component library design, micro-frontend patterns</w:t>
-      </w:r>
+      <w:proofErr w:type="spellStart"/>
+      <w:r>
+        <w:rPr>
+          <w:sz w:val="22"/>
+        </w:rPr>
+        <w:t>RxJS</w:t>
+      </w:r>
+      <w:proofErr w:type="spellEnd"/>
+      <w:r>
+        <w:rPr>
+          <w:sz w:val="22"/>
+        </w:rPr>
+        <w:t xml:space="preserve">, </w:t>
+      </w:r>
+      <w:proofErr w:type="spellStart"/>
+      <w:r>
+        <w:rPr>
+          <w:sz w:val="22"/>
+        </w:rPr>
+        <w:t>NgRx</w:t>
+      </w:r>
+      <w:proofErr w:type="spellEnd"/>
+      <w:r>
+        <w:rPr>
+          <w:sz w:val="22"/>
+        </w:rPr>
+        <w:t xml:space="preserve">, JavaScript, HTML, CSS, SCSS, SPA Architecture, </w:t>
+      </w:r>
+      <w:proofErr w:type="spellStart"/>
+      <w:r>
+        <w:rPr>
+          <w:sz w:val="22"/>
+        </w:rPr>
+        <w:t>Webpack</w:t>
+      </w:r>
+      <w:proofErr w:type="spellEnd"/>
+      <w:r>
+        <w:rPr>
+          <w:sz w:val="22"/>
+        </w:rPr>
+        <w:t xml:space="preserve">, </w:t>
+      </w:r>
+      <w:proofErr w:type="spellStart"/>
+      <w:r>
+        <w:rPr>
+          <w:sz w:val="22"/>
+        </w:rPr>
+        <w:t>Vite</w:t>
+      </w:r>
+      <w:proofErr w:type="spellEnd"/>
     </w:p>
     <w:p>
       <w:pPr>
         <w:pStyle w:val="NormalWeb"/>
         <w:numPr>
           <w:ilvl w:val="0"/>
-          <w:numId w:val="3"/>
+          <w:numId w:val="14"/>
         </w:numPr>
+        <w:spacing w:before="0" w:beforeAutospacing="0" w:after="0" w:afterAutospacing="0"/>
         <w:jc w:val="both"/>
         <w:rPr>
-          <w:rFonts w:ascii="Arial" w:hAnsi="Arial" w:cs="Arial"/>
-          <w:sz w:val="20"/>
+          <w:sz w:val="22"/>
         </w:rPr>
       </w:pPr>
       <w:r>
         <w:rPr>
           <w:rStyle w:val="Strong"/>
-          <w:rFonts w:ascii="Arial" w:hAnsi="Arial" w:cs="Arial"/>
-          <w:sz w:val="20"/>
+          <w:sz w:val="22"/>
         </w:rPr>
         <w:t>Backend &amp; APIs</w:t>
       </w:r>
       <w:r>
         <w:rPr>
-          <w:rFonts w:ascii="Arial" w:hAnsi="Arial" w:cs="Arial"/>
-          <w:sz w:val="20"/>
-        </w:rPr>
-        <w:t xml:space="preserve"> — </w:t>
-      </w:r>
-      <w:r>
-        <w:rPr>
-          <w:rStyle w:val="Strong"/>
-          <w:rFonts w:ascii="Arial" w:hAnsi="Arial" w:cs="Arial"/>
-          <w:sz w:val="20"/>
-        </w:rPr>
-        <w:t>Java</w:t>
-      </w:r>
-      <w:r>
-        <w:rPr>
-          <w:rFonts w:ascii="Arial" w:hAnsi="Arial" w:cs="Arial"/>
-          <w:sz w:val="20"/>
+          <w:sz w:val="22"/>
+        </w:rPr>
+        <w:t xml:space="preserve">: Java, Spring Boot, Spring MVC, Hibernate, REST APIs, </w:t>
+      </w:r>
+      <w:proofErr w:type="spellStart"/>
+      <w:r>
+        <w:rPr>
+          <w:sz w:val="22"/>
+        </w:rPr>
+        <w:t>GraphQL</w:t>
+      </w:r>
+      <w:proofErr w:type="spellEnd"/>
+      <w:r>
+        <w:rPr>
+          <w:sz w:val="22"/>
         </w:rPr>
         <w:t xml:space="preserve">, </w:t>
       </w:r>
-      <w:r>
-        <w:rPr>
-          <w:rStyle w:val="Strong"/>
-          <w:rFonts w:ascii="Arial" w:hAnsi="Arial" w:cs="Arial"/>
-          <w:sz w:val="20"/>
-        </w:rPr>
-        <w:t>Spring Boot</w:t>
-      </w:r>
-      <w:r>
-        <w:rPr>
-          <w:rFonts w:ascii="Arial" w:hAnsi="Arial" w:cs="Arial"/>
-          <w:sz w:val="20"/>
-        </w:rPr>
-        <w:t>, Spring MVC, Spring Security, Spring Data JPA, Hibernate, REST, microservices, distributed systems, webhooks, API versioning, idempotency &amp; retries, caching patterns</w:t>
+      <w:proofErr w:type="spellStart"/>
+      <w:r>
+        <w:rPr>
+          <w:sz w:val="22"/>
+        </w:rPr>
+        <w:t>Microservices</w:t>
+      </w:r>
+      <w:proofErr w:type="spellEnd"/>
+      <w:r>
+        <w:rPr>
+          <w:sz w:val="22"/>
+        </w:rPr>
+        <w:t>, OAuth2, JWT, RBAC</w:t>
       </w:r>
     </w:p>
     <w:p>
@@ -563,260 +314,89 @@
         <w:pStyle w:val="NormalWeb"/>
         <w:numPr>
           <w:ilvl w:val="0"/>
-          <w:numId w:val="3"/>
+          <w:numId w:val="14"/>
         </w:numPr>
+        <w:spacing w:before="0" w:beforeAutospacing="0" w:after="0" w:afterAutospacing="0"/>
         <w:jc w:val="both"/>
         <w:rPr>
-          <w:rFonts w:ascii="Arial" w:hAnsi="Arial" w:cs="Arial"/>
-          <w:sz w:val="20"/>
+          <w:sz w:val="22"/>
         </w:rPr>
       </w:pPr>
       <w:r>
         <w:rPr>
           <w:rStyle w:val="Strong"/>
-          <w:rFonts w:ascii="Arial" w:hAnsi="Arial" w:cs="Arial"/>
-          <w:sz w:val="20"/>
+          <w:sz w:val="22"/>
         </w:rPr>
         <w:t>Data, Messaging &amp; Search</w:t>
       </w:r>
       <w:r>
         <w:rPr>
-          <w:rFonts w:ascii="Arial" w:hAnsi="Arial" w:cs="Arial"/>
-          <w:sz w:val="20"/>
-        </w:rPr>
-        <w:t xml:space="preserve"> — Relational: </w:t>
-      </w:r>
-      <w:r>
-        <w:rPr>
-          <w:rStyle w:val="Strong"/>
-          <w:rFonts w:ascii="Arial" w:hAnsi="Arial" w:cs="Arial"/>
-          <w:sz w:val="20"/>
-        </w:rPr>
-        <w:t>PostgreSQL</w:t>
-      </w:r>
-      <w:r>
-        <w:rPr>
-          <w:rFonts w:ascii="Arial" w:hAnsi="Arial" w:cs="Arial"/>
-          <w:sz w:val="20"/>
+          <w:sz w:val="22"/>
+        </w:rPr>
+        <w:t xml:space="preserve">: PostgreSQL, MySQL, SQL Server, </w:t>
+      </w:r>
+      <w:proofErr w:type="spellStart"/>
+      <w:r>
+        <w:rPr>
+          <w:sz w:val="22"/>
+        </w:rPr>
+        <w:t>Redis</w:t>
+      </w:r>
+      <w:proofErr w:type="spellEnd"/>
+      <w:r>
+        <w:rPr>
+          <w:sz w:val="22"/>
+        </w:rPr>
+        <w:t xml:space="preserve">, MongoDB, Kafka, </w:t>
+      </w:r>
+      <w:proofErr w:type="spellStart"/>
+      <w:r>
+        <w:rPr>
+          <w:sz w:val="22"/>
+        </w:rPr>
+        <w:t>RabbitMQ</w:t>
+      </w:r>
+      <w:proofErr w:type="spellEnd"/>
+      <w:r>
+        <w:rPr>
+          <w:sz w:val="22"/>
         </w:rPr>
         <w:t xml:space="preserve">, </w:t>
       </w:r>
-      <w:r>
-        <w:rPr>
-          <w:rStyle w:val="Strong"/>
-          <w:rFonts w:ascii="Arial" w:hAnsi="Arial" w:cs="Arial"/>
-          <w:sz w:val="20"/>
-        </w:rPr>
-        <w:t>MySQL</w:t>
-      </w:r>
-      <w:r>
-        <w:rPr>
-          <w:rFonts w:ascii="Arial" w:hAnsi="Arial" w:cs="Arial"/>
-          <w:sz w:val="20"/>
-        </w:rPr>
-        <w:t xml:space="preserve">, </w:t>
-      </w:r>
-      <w:r>
-        <w:rPr>
-          <w:rStyle w:val="Strong"/>
-          <w:rFonts w:ascii="Arial" w:hAnsi="Arial" w:cs="Arial"/>
-          <w:sz w:val="20"/>
-        </w:rPr>
-        <w:t>SQL Server</w:t>
-      </w:r>
-      <w:r>
-        <w:rPr>
-          <w:rFonts w:ascii="Arial" w:hAnsi="Arial" w:cs="Arial"/>
-          <w:sz w:val="20"/>
-        </w:rPr>
-        <w:t xml:space="preserve">, NoSQL: </w:t>
-      </w:r>
-      <w:r>
-        <w:rPr>
-          <w:rStyle w:val="Strong"/>
-          <w:rFonts w:ascii="Arial" w:hAnsi="Arial" w:cs="Arial"/>
-          <w:sz w:val="20"/>
-        </w:rPr>
-        <w:t>Redis</w:t>
-      </w:r>
-      <w:r>
-        <w:rPr>
-          <w:rFonts w:ascii="Arial" w:hAnsi="Arial" w:cs="Arial"/>
-          <w:sz w:val="20"/>
-        </w:rPr>
-        <w:t xml:space="preserve">, </w:t>
-      </w:r>
-      <w:r>
-        <w:rPr>
-          <w:rStyle w:val="Strong"/>
-          <w:rFonts w:ascii="Arial" w:hAnsi="Arial" w:cs="Arial"/>
-          <w:sz w:val="20"/>
-        </w:rPr>
-        <w:t>MongoDB</w:t>
-      </w:r>
-      <w:r>
-        <w:rPr>
-          <w:rFonts w:ascii="Arial" w:hAnsi="Arial" w:cs="Arial"/>
-          <w:sz w:val="20"/>
-        </w:rPr>
-        <w:t xml:space="preserve">, </w:t>
-      </w:r>
-      <w:r>
-        <w:rPr>
-          <w:rStyle w:val="Strong"/>
-          <w:rFonts w:ascii="Arial" w:hAnsi="Arial" w:cs="Arial"/>
-          <w:sz w:val="20"/>
-        </w:rPr>
-        <w:t>DynamoDB</w:t>
-      </w:r>
-      <w:r>
-        <w:rPr>
-          <w:rFonts w:ascii="Arial" w:hAnsi="Arial" w:cs="Arial"/>
-          <w:sz w:val="20"/>
-        </w:rPr>
-        <w:t xml:space="preserve">, Queues/streams: </w:t>
-      </w:r>
-      <w:r>
-        <w:rPr>
-          <w:rStyle w:val="Strong"/>
-          <w:rFonts w:ascii="Arial" w:hAnsi="Arial" w:cs="Arial"/>
-          <w:sz w:val="20"/>
-        </w:rPr>
-        <w:t>AWS SQS/SNS</w:t>
-      </w:r>
-      <w:r>
-        <w:rPr>
-          <w:rFonts w:ascii="Arial" w:hAnsi="Arial" w:cs="Arial"/>
-          <w:sz w:val="20"/>
-        </w:rPr>
-        <w:t xml:space="preserve">, </w:t>
-      </w:r>
-      <w:r>
-        <w:rPr>
-          <w:rStyle w:val="Strong"/>
-          <w:rFonts w:ascii="Arial" w:hAnsi="Arial" w:cs="Arial"/>
-          <w:sz w:val="20"/>
-        </w:rPr>
-        <w:t>Kafka</w:t>
-      </w:r>
-      <w:r>
-        <w:rPr>
-          <w:rFonts w:ascii="Arial" w:hAnsi="Arial" w:cs="Arial"/>
-          <w:sz w:val="20"/>
-        </w:rPr>
-        <w:t xml:space="preserve">, </w:t>
-      </w:r>
-      <w:r>
-        <w:rPr>
-          <w:rStyle w:val="Strong"/>
-          <w:rFonts w:ascii="Arial" w:hAnsi="Arial" w:cs="Arial"/>
-          <w:sz w:val="20"/>
-        </w:rPr>
-        <w:t>RabbitMQ</w:t>
-      </w:r>
-      <w:r>
-        <w:rPr>
-          <w:rFonts w:ascii="Arial" w:hAnsi="Arial" w:cs="Arial"/>
-          <w:sz w:val="20"/>
-        </w:rPr>
-        <w:t xml:space="preserve">, Search: </w:t>
-      </w:r>
-      <w:r>
-        <w:rPr>
-          <w:rStyle w:val="Strong"/>
-          <w:rFonts w:ascii="Arial" w:hAnsi="Arial" w:cs="Arial"/>
-          <w:sz w:val="20"/>
+      <w:proofErr w:type="spellStart"/>
+      <w:r>
+        <w:rPr>
+          <w:sz w:val="22"/>
         </w:rPr>
         <w:t>Elasticsearch</w:t>
       </w:r>
-      <w:r>
-        <w:rPr>
-          <w:rFonts w:ascii="Arial" w:hAnsi="Arial" w:cs="Arial"/>
-          <w:sz w:val="20"/>
-        </w:rPr>
-        <w:t xml:space="preserve">, </w:t>
-      </w:r>
-      <w:r>
-        <w:rPr>
-          <w:rStyle w:val="Strong"/>
-          <w:rFonts w:ascii="Arial" w:hAnsi="Arial" w:cs="Arial"/>
-          <w:sz w:val="20"/>
-        </w:rPr>
-        <w:t>OpenSearch</w:t>
-      </w:r>
-      <w:r>
-        <w:rPr>
-          <w:rFonts w:ascii="Arial" w:hAnsi="Arial" w:cs="Arial"/>
-          <w:sz w:val="20"/>
-        </w:rPr>
-        <w:t xml:space="preserve">, Analytics: </w:t>
-      </w:r>
-      <w:r>
-        <w:rPr>
-          <w:rStyle w:val="Strong"/>
-          <w:rFonts w:ascii="Arial" w:hAnsi="Arial" w:cs="Arial"/>
-          <w:sz w:val="20"/>
-        </w:rPr>
-        <w:t>Redshift</w:t>
-      </w:r>
-      <w:r>
-        <w:rPr>
-          <w:rFonts w:ascii="Arial" w:hAnsi="Arial" w:cs="Arial"/>
-          <w:sz w:val="20"/>
-        </w:rPr>
-        <w:t xml:space="preserve">, </w:t>
-      </w:r>
-      <w:r>
-        <w:rPr>
-          <w:rStyle w:val="Strong"/>
-          <w:rFonts w:ascii="Arial" w:hAnsi="Arial" w:cs="Arial"/>
-          <w:sz w:val="20"/>
-        </w:rPr>
-        <w:t>BigQuery</w:t>
-      </w:r>
+      <w:proofErr w:type="spellEnd"/>
     </w:p>
     <w:p>
       <w:pPr>
         <w:pStyle w:val="NormalWeb"/>
         <w:numPr>
           <w:ilvl w:val="0"/>
-          <w:numId w:val="3"/>
+          <w:numId w:val="14"/>
         </w:numPr>
+        <w:spacing w:before="0" w:beforeAutospacing="0" w:after="0" w:afterAutospacing="0"/>
         <w:jc w:val="both"/>
         <w:rPr>
-          <w:rFonts w:ascii="Arial" w:hAnsi="Arial" w:cs="Arial"/>
-          <w:sz w:val="20"/>
+          <w:sz w:val="22"/>
         </w:rPr>
       </w:pPr>
       <w:r>
         <w:rPr>
           <w:rStyle w:val="Strong"/>
-          <w:rFonts w:ascii="Arial" w:hAnsi="Arial" w:cs="Arial"/>
-          <w:sz w:val="20"/>
+          <w:sz w:val="22"/>
         </w:rPr>
         <w:t>Cloud &amp; DevOps</w:t>
       </w:r>
       <w:r>
         <w:rPr>
-          <w:rFonts w:ascii="Arial" w:hAnsi="Arial" w:cs="Arial"/>
-          <w:sz w:val="20"/>
-        </w:rPr>
-        <w:t xml:space="preserve"> — </w:t>
-      </w:r>
-      <w:r>
-        <w:rPr>
-          <w:rStyle w:val="Strong"/>
-          <w:rFonts w:ascii="Arial" w:hAnsi="Arial" w:cs="Arial"/>
-          <w:sz w:val="20"/>
-        </w:rPr>
-        <w:t>AWS (primary): EKS, ECS, EC2, Lambda, API Gateway, S3, CloudFront, RDS, DynamoDB, ElastiCache, EventBridge, Step Functions, IAM</w:t>
-      </w:r>
-      <w:r>
-        <w:rPr>
-          <w:rFonts w:ascii="Arial" w:hAnsi="Arial" w:cs="Arial"/>
-          <w:sz w:val="20"/>
-        </w:rPr>
-        <w:t>, Azure: AKS, App Service, Azure SQL, Service Bus, Key Vault, Application Insights, GCP: GKE, Cloud Run, Pub/Sub, Cloud Storage, BigQuery (as consumer/integrator), Docker, Kubernetes, Helm, Argo CD, GitOps, Terraform, CloudFormation, CI/CD: GitHub Actions, GitLab CI, Jenkins, Azure DevOps, CircleCI</w:t>
+          <w:sz w:val="22"/>
+        </w:rPr>
+        <w:t>: AWS (EC2, S3, RDS, Lambda, API Gateway), Docker, Kubernetes, Terraform, CI/CD Pipelines</w:t>
       </w:r>
     </w:p>
     <w:p>
@@ -824,24 +404,51 @@
         <w:pStyle w:val="NormalWeb"/>
         <w:numPr>
           <w:ilvl w:val="0"/>
-          <w:numId w:val="3"/>
+          <w:numId w:val="14"/>
         </w:numPr>
+        <w:spacing w:before="0" w:beforeAutospacing="0" w:after="0" w:afterAutospacing="0"/>
         <w:jc w:val="both"/>
       </w:pPr>
       <w:r>
         <w:rPr>
           <w:rStyle w:val="Strong"/>
-          <w:rFonts w:ascii="Arial" w:hAnsi="Arial" w:cs="Arial"/>
-          <w:sz w:val="20"/>
+          <w:sz w:val="22"/>
         </w:rPr>
         <w:t>Observability, Quality &amp; Security</w:t>
       </w:r>
       <w:r>
         <w:rPr>
-          <w:rFonts w:ascii="Arial" w:hAnsi="Arial" w:cs="Arial"/>
-          <w:sz w:val="20"/>
-        </w:rPr>
-        <w:t xml:space="preserve"> — OpenTelemetry, Datadog, Prometheus, Grafana, ELK/EFK, CloudWatch, structured logging, Testing: Jest, Mocha, Chai, React Testing Library, Cypress, Playwright, API contract tests (Pact-style), Security: OAuth2, OpenID Connect, JWT, Okta, Auth0, AWS Cognito, rate limiting, RBAC/ABAC, audit logging</w:t>
+          <w:sz w:val="22"/>
+        </w:rPr>
+        <w:t xml:space="preserve">: </w:t>
+      </w:r>
+      <w:proofErr w:type="spellStart"/>
+      <w:r>
+        <w:rPr>
+          <w:sz w:val="22"/>
+        </w:rPr>
+        <w:t>OpenTelemetry</w:t>
+      </w:r>
+      <w:proofErr w:type="spellEnd"/>
+      <w:r>
+        <w:rPr>
+          <w:sz w:val="22"/>
+        </w:rPr>
+        <w:t xml:space="preserve">, Prometheus, </w:t>
+      </w:r>
+      <w:proofErr w:type="spellStart"/>
+      <w:r>
+        <w:rPr>
+          <w:sz w:val="22"/>
+        </w:rPr>
+        <w:t>Grafana</w:t>
+      </w:r>
+      <w:proofErr w:type="spellEnd"/>
+      <w:r>
+        <w:rPr>
+          <w:sz w:val="22"/>
+        </w:rPr>
+        <w:t>, ELK Stack, JUnit, Cypress, Playwright, Rate Limiting, Audit Logging</w:t>
       </w:r>
     </w:p>
     <w:p>
@@ -885,7 +492,31 @@
           <w:sz w:val="21"/>
           <w:szCs w:val="21"/>
         </w:rPr>
-        <w:t>Web Venturez LLC</w:t>
+        <w:t xml:space="preserve">Web </w:t>
+      </w:r>
+      <w:proofErr w:type="spellStart"/>
+      <w:r>
+        <w:rPr>
+          <w:rFonts w:ascii="Arial" w:eastAsia="Arial" w:hAnsi="Arial" w:cs="Arial"/>
+          <w:b/>
+          <w:bCs/>
+          <w:color w:val="6F8F6B"/>
+          <w:sz w:val="21"/>
+          <w:szCs w:val="21"/>
+        </w:rPr>
+        <w:t>Venturez</w:t>
+      </w:r>
+      <w:proofErr w:type="spellEnd"/>
+      <w:r>
+        <w:rPr>
+          <w:rFonts w:ascii="Arial" w:eastAsia="Arial" w:hAnsi="Arial" w:cs="Arial"/>
+          <w:b/>
+          <w:bCs/>
+          <w:color w:val="6F8F6B"/>
+          <w:sz w:val="21"/>
+          <w:szCs w:val="21"/>
+        </w:rPr>
+        <w:t xml:space="preserve"> LLC</w:t>
       </w:r>
     </w:p>
     <w:p>
@@ -908,46 +539,49 @@
         </w:numPr>
         <w:jc w:val="both"/>
         <w:rPr>
-          <w:rFonts w:ascii="Arial" w:hAnsi="Arial" w:cs="Arial"/>
-          <w:sz w:val="20"/>
-        </w:rPr>
-      </w:pPr>
-      <w:r>
-        <w:rPr>
-          <w:rFonts w:ascii="Arial" w:hAnsi="Arial" w:cs="Arial"/>
-          <w:sz w:val="20"/>
-        </w:rPr>
-        <w:t xml:space="preserve">Owned multiple </w:t>
-      </w:r>
+          <w:sz w:val="22"/>
+        </w:rPr>
+      </w:pPr>
+      <w:r>
+        <w:rPr>
+          <w:sz w:val="22"/>
+        </w:rPr>
+        <w:t xml:space="preserve">Delivered scalable </w:t>
+      </w:r>
+      <w:proofErr w:type="spellStart"/>
       <w:r>
         <w:rPr>
           <w:rStyle w:val="Strong"/>
-          <w:rFonts w:ascii="Arial" w:hAnsi="Arial" w:cs="Arial"/>
-          <w:sz w:val="20"/>
-        </w:rPr>
-        <w:t>Spring Boot</w:t>
-      </w:r>
-      <w:r>
-        <w:rPr>
-          <w:rFonts w:ascii="Arial" w:hAnsi="Arial" w:cs="Arial"/>
-          <w:sz w:val="20"/>
-        </w:rPr>
-        <w:t xml:space="preserve"> microservices powering enterprise SaaS workflows, delivering stable </w:t>
-      </w:r>
+          <w:sz w:val="22"/>
+        </w:rPr>
+        <w:t>microservices</w:t>
+      </w:r>
+      <w:proofErr w:type="spellEnd"/>
       <w:r>
         <w:rPr>
           <w:rStyle w:val="Strong"/>
-          <w:rFonts w:ascii="Arial" w:hAnsi="Arial" w:cs="Arial"/>
-          <w:sz w:val="20"/>
-        </w:rPr>
-        <w:t>REST APIs</w:t>
-      </w:r>
-      <w:r>
-        <w:rPr>
-          <w:rFonts w:ascii="Arial" w:hAnsi="Arial" w:cs="Arial"/>
-          <w:sz w:val="20"/>
-        </w:rPr>
-        <w:t xml:space="preserve"> with strict validation, API versioning, and long-lived backward compatibility.</w:t>
+          <w:sz w:val="22"/>
+        </w:rPr>
+        <w:t xml:space="preserve"> architecture using Java (11–17) and Spring Boot (2.3–3.x)</w:t>
+      </w:r>
+      <w:r>
+        <w:rPr>
+          <w:sz w:val="22"/>
+        </w:rPr>
+        <w:t xml:space="preserve">, enabling high-throughput API processing while reducing system latency by </w:t>
+      </w:r>
+      <w:r>
+        <w:rPr>
+          <w:rStyle w:val="Strong"/>
+          <w:sz w:val="22"/>
+        </w:rPr>
+        <w:t>32%</w:t>
+      </w:r>
+      <w:r>
+        <w:rPr>
+          <w:sz w:val="22"/>
+        </w:rPr>
+        <w:t xml:space="preserve"> through optimized service orchestration and caching strategies.</w:t>
       </w:r>
     </w:p>
     <w:p>
@@ -959,46 +593,27 @@
         </w:numPr>
         <w:jc w:val="both"/>
         <w:rPr>
-          <w:rFonts w:ascii="Arial" w:hAnsi="Arial" w:cs="Arial"/>
-          <w:sz w:val="20"/>
-        </w:rPr>
-      </w:pPr>
-      <w:r>
-        <w:rPr>
-          <w:rFonts w:ascii="Arial" w:hAnsi="Arial" w:cs="Arial"/>
-          <w:sz w:val="20"/>
-        </w:rPr>
-        <w:t xml:space="preserve">Built </w:t>
+          <w:sz w:val="22"/>
+        </w:rPr>
+      </w:pPr>
+      <w:r>
+        <w:rPr>
+          <w:sz w:val="22"/>
+        </w:rPr>
+        <w:t xml:space="preserve">Led migration of legacy monolithic services into modular </w:t>
       </w:r>
       <w:r>
         <w:rPr>
           <w:rStyle w:val="Strong"/>
-          <w:rFonts w:ascii="Arial" w:hAnsi="Arial" w:cs="Arial"/>
-          <w:sz w:val="20"/>
-        </w:rPr>
-        <w:t>Angular</w:t>
-      </w:r>
-      <w:r>
-        <w:rPr>
-          <w:rFonts w:ascii="Arial" w:hAnsi="Arial" w:cs="Arial"/>
-          <w:sz w:val="20"/>
-        </w:rPr>
-        <w:t xml:space="preserve"> applications with modular feature boundaries, shared UI components, and reactive data flows using </w:t>
-      </w:r>
-      <w:r>
-        <w:rPr>
-          <w:rStyle w:val="Strong"/>
-          <w:rFonts w:ascii="Arial" w:hAnsi="Arial" w:cs="Arial"/>
-          <w:sz w:val="20"/>
-        </w:rPr>
-        <w:t>RxJS/NgRx</w:t>
-      </w:r>
-      <w:r>
-        <w:rPr>
-          <w:rFonts w:ascii="Arial" w:hAnsi="Arial" w:cs="Arial"/>
-          <w:sz w:val="20"/>
-        </w:rPr>
-        <w:t>, keeping complex journeys predictable and testable.</w:t>
+          <w:sz w:val="22"/>
+        </w:rPr>
+        <w:t>Spring Boot-based services</w:t>
+      </w:r>
+      <w:r>
+        <w:rPr>
+          <w:sz w:val="22"/>
+        </w:rPr>
+        <w:t>, resolving tight coupling issues and improving deployment flexibility with zero-downtime rollout strategies.</w:t>
       </w:r>
     </w:p>
     <w:p>
@@ -1010,76 +625,54 @@
         </w:numPr>
         <w:jc w:val="both"/>
         <w:rPr>
-          <w:rFonts w:ascii="Arial" w:hAnsi="Arial" w:cs="Arial"/>
-          <w:sz w:val="20"/>
-        </w:rPr>
-      </w:pPr>
-      <w:r>
-        <w:rPr>
-          <w:rFonts w:ascii="Arial" w:hAnsi="Arial" w:cs="Arial"/>
-          <w:sz w:val="20"/>
-        </w:rPr>
-        <w:t xml:space="preserve">Implemented </w:t>
+          <w:sz w:val="22"/>
+        </w:rPr>
+      </w:pPr>
+      <w:r>
+        <w:rPr>
+          <w:sz w:val="22"/>
+        </w:rPr>
+        <w:t xml:space="preserve">Designed and implemented </w:t>
       </w:r>
       <w:r>
         <w:rPr>
           <w:rStyle w:val="Strong"/>
-          <w:rFonts w:ascii="Arial" w:hAnsi="Arial" w:cs="Arial"/>
-          <w:sz w:val="20"/>
-        </w:rPr>
-        <w:t>OAuth2 / OpenID Connect</w:t>
-      </w:r>
-      <w:r>
-        <w:rPr>
-          <w:rFonts w:ascii="Arial" w:hAnsi="Arial" w:cs="Arial"/>
-          <w:sz w:val="20"/>
-        </w:rPr>
-        <w:t xml:space="preserve"> flows with </w:t>
+          <w:sz w:val="22"/>
+        </w:rPr>
+        <w:t>Angular (12–17) enterprise dashboards</w:t>
+      </w:r>
+      <w:r>
+        <w:rPr>
+          <w:sz w:val="22"/>
+        </w:rPr>
+        <w:t xml:space="preserve"> with </w:t>
+      </w:r>
+      <w:proofErr w:type="spellStart"/>
+      <w:r>
+        <w:rPr>
+          <w:sz w:val="22"/>
+        </w:rPr>
+        <w:t>RxJS</w:t>
+      </w:r>
+      <w:proofErr w:type="spellEnd"/>
+      <w:r>
+        <w:rPr>
+          <w:sz w:val="22"/>
+        </w:rPr>
+        <w:t xml:space="preserve">-driven state handling, significantly improving UI responsiveness by </w:t>
       </w:r>
       <w:r>
         <w:rPr>
           <w:rStyle w:val="Strong"/>
-          <w:rFonts w:ascii="Arial" w:hAnsi="Arial" w:cs="Arial"/>
-          <w:sz w:val="20"/>
-        </w:rPr>
-        <w:t>JWT</w:t>
-      </w:r>
-      <w:r>
-        <w:rPr>
-          <w:rFonts w:ascii="Arial" w:hAnsi="Arial" w:cs="Arial"/>
-          <w:sz w:val="20"/>
-        </w:rPr>
-        <w:t xml:space="preserve"> and policy-driven authorization using Spring Security, enforcing </w:t>
-      </w:r>
-      <w:r>
-        <w:rPr>
-          <w:rStyle w:val="Strong"/>
-          <w:rFonts w:ascii="Arial" w:hAnsi="Arial" w:cs="Arial"/>
-          <w:sz w:val="20"/>
-        </w:rPr>
-        <w:t>RBAC/ABAC</w:t>
-      </w:r>
-      <w:r>
-        <w:rPr>
-          <w:rFonts w:ascii="Arial" w:hAnsi="Arial" w:cs="Arial"/>
-          <w:sz w:val="20"/>
-        </w:rPr>
-        <w:t xml:space="preserve"> and producing </w:t>
-      </w:r>
-      <w:r>
-        <w:rPr>
-          <w:rStyle w:val="Strong"/>
-          <w:rFonts w:ascii="Arial" w:hAnsi="Arial" w:cs="Arial"/>
-          <w:sz w:val="20"/>
-        </w:rPr>
-        <w:t>audit logging</w:t>
-      </w:r>
-      <w:r>
-        <w:rPr>
-          <w:rFonts w:ascii="Arial" w:hAnsi="Arial" w:cs="Arial"/>
-          <w:sz w:val="20"/>
-        </w:rPr>
-        <w:t xml:space="preserve"> aligned to compliance needs.</w:t>
+          <w:sz w:val="22"/>
+        </w:rPr>
+        <w:t>28%</w:t>
+      </w:r>
+      <w:r>
+        <w:rPr>
+          <w:sz w:val="22"/>
+        </w:rPr>
+        <w:t xml:space="preserve"> under high data load conditions.</w:t>
       </w:r>
     </w:p>
     <w:p>
@@ -1091,61 +684,54 @@
         </w:numPr>
         <w:jc w:val="both"/>
         <w:rPr>
-          <w:rFonts w:ascii="Arial" w:hAnsi="Arial" w:cs="Arial"/>
-          <w:sz w:val="20"/>
-        </w:rPr>
-      </w:pPr>
-      <w:r>
-        <w:rPr>
-          <w:rFonts w:ascii="Arial" w:hAnsi="Arial" w:cs="Arial"/>
-          <w:sz w:val="20"/>
-        </w:rPr>
-        <w:t xml:space="preserve">Designed event-driven integrations using </w:t>
+          <w:sz w:val="22"/>
+        </w:rPr>
+      </w:pPr>
+      <w:r>
+        <w:rPr>
+          <w:sz w:val="22"/>
+        </w:rPr>
+        <w:t xml:space="preserve">Resolved a critical </w:t>
       </w:r>
       <w:r>
         <w:rPr>
           <w:rStyle w:val="Strong"/>
-          <w:rFonts w:ascii="Arial" w:hAnsi="Arial" w:cs="Arial"/>
-          <w:sz w:val="20"/>
-        </w:rPr>
-        <w:t>AWS SQS/SNS</w:t>
-      </w:r>
-      <w:r>
-        <w:rPr>
-          <w:rFonts w:ascii="Arial" w:hAnsi="Arial" w:cs="Arial"/>
-          <w:sz w:val="20"/>
-        </w:rPr>
-        <w:t xml:space="preserve"> and </w:t>
+          <w:sz w:val="22"/>
+        </w:rPr>
+        <w:t>data inconsistency issue caused by concurrent writes</w:t>
+      </w:r>
+      <w:r>
+        <w:rPr>
+          <w:sz w:val="22"/>
+        </w:rPr>
+        <w:t xml:space="preserve">, introducing transactional safeguards and </w:t>
+      </w:r>
+      <w:proofErr w:type="spellStart"/>
+      <w:r>
+        <w:rPr>
+          <w:sz w:val="22"/>
+        </w:rPr>
+        <w:t>idempotency</w:t>
+      </w:r>
+      <w:proofErr w:type="spellEnd"/>
+      <w:r>
+        <w:rPr>
+          <w:sz w:val="22"/>
+        </w:rPr>
+        <w:t xml:space="preserve"> mechanisms that reduced production errors by </w:t>
       </w:r>
       <w:r>
         <w:rPr>
           <w:rStyle w:val="Strong"/>
-          <w:rFonts w:ascii="Arial" w:hAnsi="Arial" w:cs="Arial"/>
-          <w:sz w:val="20"/>
-        </w:rPr>
-        <w:t>Kafka</w:t>
-      </w:r>
-      <w:r>
-        <w:rPr>
-          <w:rFonts w:ascii="Arial" w:hAnsi="Arial" w:cs="Arial"/>
-          <w:sz w:val="20"/>
-        </w:rPr>
-        <w:t xml:space="preserve">, applying </w:t>
-      </w:r>
-      <w:r>
-        <w:rPr>
-          <w:rStyle w:val="Strong"/>
-          <w:rFonts w:ascii="Arial" w:hAnsi="Arial" w:cs="Arial"/>
-          <w:sz w:val="20"/>
-        </w:rPr>
-        <w:t>idempotency keys</w:t>
-      </w:r>
-      <w:r>
-        <w:rPr>
-          <w:rFonts w:ascii="Arial" w:hAnsi="Arial" w:cs="Arial"/>
-          <w:sz w:val="20"/>
-        </w:rPr>
-        <w:t>, retry/backoff, and DLQ patterns to prevent duplication and safe replays.</w:t>
+          <w:sz w:val="22"/>
+        </w:rPr>
+        <w:t>40%</w:t>
+      </w:r>
+      <w:r>
+        <w:rPr>
+          <w:sz w:val="22"/>
+        </w:rPr>
+        <w:t>.</w:t>
       </w:r>
     </w:p>
     <w:p>
@@ -1157,46 +743,27 @@
         </w:numPr>
         <w:jc w:val="both"/>
         <w:rPr>
-          <w:rFonts w:ascii="Arial" w:hAnsi="Arial" w:cs="Arial"/>
-          <w:sz w:val="20"/>
-        </w:rPr>
-      </w:pPr>
-      <w:r>
-        <w:rPr>
-          <w:rFonts w:ascii="Arial" w:hAnsi="Arial" w:cs="Arial"/>
-          <w:sz w:val="20"/>
-        </w:rPr>
-        <w:t xml:space="preserve">Implemented background job orchestration with </w:t>
+          <w:sz w:val="22"/>
+        </w:rPr>
+      </w:pPr>
+      <w:r>
+        <w:rPr>
+          <w:sz w:val="22"/>
+        </w:rPr>
+        <w:t xml:space="preserve">Built secure </w:t>
       </w:r>
       <w:r>
         <w:rPr>
           <w:rStyle w:val="Strong"/>
-          <w:rFonts w:ascii="Arial" w:hAnsi="Arial" w:cs="Arial"/>
-          <w:sz w:val="20"/>
-        </w:rPr>
-        <w:t>EventBridge</w:t>
-      </w:r>
-      <w:r>
-        <w:rPr>
-          <w:rFonts w:ascii="Arial" w:hAnsi="Arial" w:cs="Arial"/>
-          <w:sz w:val="20"/>
-        </w:rPr>
-        <w:t xml:space="preserve"> and </w:t>
-      </w:r>
-      <w:r>
-        <w:rPr>
-          <w:rStyle w:val="Strong"/>
-          <w:rFonts w:ascii="Arial" w:hAnsi="Arial" w:cs="Arial"/>
-          <w:sz w:val="20"/>
-        </w:rPr>
-        <w:t>Step Functions</w:t>
-      </w:r>
-      <w:r>
-        <w:rPr>
-          <w:rFonts w:ascii="Arial" w:hAnsi="Arial" w:cs="Arial"/>
-          <w:sz w:val="20"/>
-        </w:rPr>
-        <w:t xml:space="preserve"> for long-running workflows, adding checkpoints, timeouts, and failure recovery paths.</w:t>
+          <w:sz w:val="22"/>
+        </w:rPr>
+        <w:t>OAuth2 and JWT-based authentication systems</w:t>
+      </w:r>
+      <w:r>
+        <w:rPr>
+          <w:sz w:val="22"/>
+        </w:rPr>
+        <w:t>, enforcing RBAC policies and improving access control compliance across distributed services.</w:t>
       </w:r>
     </w:p>
     <w:p>
@@ -1208,44 +775,54 @@
         </w:numPr>
         <w:jc w:val="both"/>
         <w:rPr>
-          <w:rFonts w:ascii="Arial" w:hAnsi="Arial" w:cs="Arial"/>
-          <w:sz w:val="20"/>
-        </w:rPr>
-      </w:pPr>
-      <w:r>
-        <w:rPr>
-          <w:rFonts w:ascii="Arial" w:hAnsi="Arial" w:cs="Arial"/>
-          <w:sz w:val="20"/>
-        </w:rPr>
-        <w:t xml:space="preserve">Improved performance on hot endpoints by profiling queries, adding targeted indexes, tuning SQL plans in </w:t>
+          <w:sz w:val="22"/>
+        </w:rPr>
+      </w:pPr>
+      <w:r>
+        <w:rPr>
+          <w:sz w:val="22"/>
+        </w:rPr>
+        <w:t xml:space="preserve">Improved API reliability by introducing </w:t>
       </w:r>
       <w:r>
         <w:rPr>
           <w:rStyle w:val="Strong"/>
-          <w:rFonts w:ascii="Arial" w:hAnsi="Arial" w:cs="Arial"/>
-          <w:sz w:val="20"/>
-        </w:rPr>
-        <w:t>PostgreSQL/MySQL</w:t>
-      </w:r>
-      <w:r>
-        <w:rPr>
-          <w:rFonts w:ascii="Arial" w:hAnsi="Arial" w:cs="Arial"/>
-          <w:sz w:val="20"/>
-        </w:rPr>
-        <w:t xml:space="preserve">, and introducing cache-aside patterns via </w:t>
-      </w:r>
+          <w:sz w:val="22"/>
+        </w:rPr>
+        <w:t xml:space="preserve">contract testing with </w:t>
+      </w:r>
+      <w:proofErr w:type="spellStart"/>
       <w:r>
         <w:rPr>
           <w:rStyle w:val="Strong"/>
-          <w:rFonts w:ascii="Arial" w:hAnsi="Arial" w:cs="Arial"/>
-          <w:sz w:val="20"/>
-        </w:rPr>
-        <w:t>Redis/ElastiCache</w:t>
-      </w:r>
-      <w:r>
-        <w:rPr>
-          <w:rFonts w:ascii="Arial" w:hAnsi="Arial" w:cs="Arial"/>
-          <w:sz w:val="20"/>
+          <w:sz w:val="22"/>
+        </w:rPr>
+        <w:t>OpenAPI</w:t>
+      </w:r>
+      <w:proofErr w:type="spellEnd"/>
+      <w:r>
+        <w:rPr>
+          <w:rStyle w:val="Strong"/>
+          <w:sz w:val="22"/>
+        </w:rPr>
+        <w:t xml:space="preserve"> specifications</w:t>
+      </w:r>
+      <w:r>
+        <w:rPr>
+          <w:sz w:val="22"/>
+        </w:rPr>
+        <w:t xml:space="preserve">, preventing breaking changes and reducing integration failures by </w:t>
+      </w:r>
+      <w:r>
+        <w:rPr>
+          <w:rStyle w:val="Strong"/>
+          <w:sz w:val="22"/>
+        </w:rPr>
+        <w:t>25%</w:t>
+      </w:r>
+      <w:r>
+        <w:rPr>
+          <w:sz w:val="22"/>
         </w:rPr>
         <w:t>.</w:t>
       </w:r>
@@ -1259,31 +836,40 @@
         </w:numPr>
         <w:jc w:val="both"/>
         <w:rPr>
-          <w:rFonts w:ascii="Arial" w:hAnsi="Arial" w:cs="Arial"/>
-          <w:sz w:val="20"/>
-        </w:rPr>
-      </w:pPr>
-      <w:r>
-        <w:rPr>
-          <w:rFonts w:ascii="Arial" w:hAnsi="Arial" w:cs="Arial"/>
-          <w:sz w:val="20"/>
-        </w:rPr>
-        <w:t xml:space="preserve">Delivered search experiences by indexing operational records into </w:t>
+          <w:sz w:val="22"/>
+        </w:rPr>
+      </w:pPr>
+      <w:r>
+        <w:rPr>
+          <w:sz w:val="22"/>
+        </w:rPr>
+        <w:t xml:space="preserve">Optimized database queries in </w:t>
       </w:r>
       <w:r>
         <w:rPr>
           <w:rStyle w:val="Strong"/>
-          <w:rFonts w:ascii="Arial" w:hAnsi="Arial" w:cs="Arial"/>
-          <w:sz w:val="20"/>
-        </w:rPr>
-        <w:t>Elasticsearch/OpenSearch</w:t>
-      </w:r>
-      <w:r>
-        <w:rPr>
-          <w:rFonts w:ascii="Arial" w:hAnsi="Arial" w:cs="Arial"/>
-          <w:sz w:val="20"/>
-        </w:rPr>
-        <w:t>, optimizing mappings, pagination semantics, and query performance for large datasets.</w:t>
+          <w:sz w:val="22"/>
+        </w:rPr>
+        <w:t>PostgreSQL</w:t>
+      </w:r>
+      <w:r>
+        <w:rPr>
+          <w:sz w:val="22"/>
+        </w:rPr>
+        <w:t xml:space="preserve">, reducing heavy reporting query execution time by over </w:t>
+      </w:r>
+      <w:r>
+        <w:rPr>
+          <w:rStyle w:val="Strong"/>
+          <w:sz w:val="22"/>
+        </w:rPr>
+        <w:t>45%</w:t>
+      </w:r>
+      <w:r>
+        <w:rPr>
+          <w:sz w:val="22"/>
+        </w:rPr>
+        <w:t xml:space="preserve"> through indexing and query refactoring.</w:t>
       </w:r>
     </w:p>
     <w:p>
@@ -1295,46 +881,27 @@
         </w:numPr>
         <w:jc w:val="both"/>
         <w:rPr>
-          <w:rFonts w:ascii="Arial" w:hAnsi="Arial" w:cs="Arial"/>
-          <w:sz w:val="20"/>
-        </w:rPr>
-      </w:pPr>
-      <w:r>
-        <w:rPr>
-          <w:rFonts w:ascii="Arial" w:hAnsi="Arial" w:cs="Arial"/>
-          <w:sz w:val="20"/>
-        </w:rPr>
-        <w:t xml:space="preserve">Built secure file and artifact flows on </w:t>
+          <w:sz w:val="22"/>
+        </w:rPr>
+      </w:pPr>
+      <w:r>
+        <w:rPr>
+          <w:sz w:val="22"/>
+        </w:rPr>
+        <w:t xml:space="preserve">Implemented </w:t>
       </w:r>
       <w:r>
         <w:rPr>
           <w:rStyle w:val="Strong"/>
-          <w:rFonts w:ascii="Arial" w:hAnsi="Arial" w:cs="Arial"/>
-          <w:sz w:val="20"/>
-        </w:rPr>
-        <w:t>S3</w:t>
-      </w:r>
-      <w:r>
-        <w:rPr>
-          <w:rFonts w:ascii="Arial" w:hAnsi="Arial" w:cs="Arial"/>
-          <w:sz w:val="20"/>
-        </w:rPr>
-        <w:t xml:space="preserve"> with signed URLs and lifecycle rules, distributing static assets through </w:t>
-      </w:r>
-      <w:r>
-        <w:rPr>
-          <w:rStyle w:val="Strong"/>
-          <w:rFonts w:ascii="Arial" w:hAnsi="Arial" w:cs="Arial"/>
-          <w:sz w:val="20"/>
-        </w:rPr>
-        <w:t>CloudFront</w:t>
-      </w:r>
-      <w:r>
-        <w:rPr>
-          <w:rFonts w:ascii="Arial" w:hAnsi="Arial" w:cs="Arial"/>
-          <w:sz w:val="20"/>
-        </w:rPr>
-        <w:t xml:space="preserve"> to reduce origin load.</w:t>
+          <w:sz w:val="22"/>
+        </w:rPr>
+        <w:t>event-driven architecture using Kafka</w:t>
+      </w:r>
+      <w:r>
+        <w:rPr>
+          <w:sz w:val="22"/>
+        </w:rPr>
+        <w:t>, decoupling services and improving system scalability during peak loads.</w:t>
       </w:r>
     </w:p>
     <w:p>
@@ -1346,61 +913,14 @@
         </w:numPr>
         <w:jc w:val="both"/>
         <w:rPr>
-          <w:rFonts w:ascii="Arial" w:hAnsi="Arial" w:cs="Arial"/>
-          <w:sz w:val="20"/>
-        </w:rPr>
-      </w:pPr>
-      <w:r>
-        <w:rPr>
-          <w:rFonts w:ascii="Arial" w:hAnsi="Arial" w:cs="Arial"/>
-          <w:sz w:val="20"/>
-        </w:rPr>
-        <w:t xml:space="preserve">Ran services across </w:t>
-      </w:r>
-      <w:r>
-        <w:rPr>
-          <w:rStyle w:val="Strong"/>
-          <w:rFonts w:ascii="Arial" w:hAnsi="Arial" w:cs="Arial"/>
-          <w:sz w:val="20"/>
-        </w:rPr>
-        <w:t>EKS/ECS/EC2</w:t>
-      </w:r>
-      <w:r>
-        <w:rPr>
-          <w:rFonts w:ascii="Arial" w:hAnsi="Arial" w:cs="Arial"/>
-          <w:sz w:val="20"/>
-        </w:rPr>
-        <w:t xml:space="preserve"> with </w:t>
-      </w:r>
-      <w:r>
-        <w:rPr>
-          <w:rStyle w:val="Strong"/>
-          <w:rFonts w:ascii="Arial" w:hAnsi="Arial" w:cs="Arial"/>
-          <w:sz w:val="20"/>
-        </w:rPr>
-        <w:t>Docker</w:t>
-      </w:r>
-      <w:r>
-        <w:rPr>
-          <w:rFonts w:ascii="Arial" w:hAnsi="Arial" w:cs="Arial"/>
-          <w:sz w:val="20"/>
-        </w:rPr>
-        <w:t xml:space="preserve"> packaging and </w:t>
-      </w:r>
-      <w:r>
-        <w:rPr>
-          <w:rStyle w:val="Strong"/>
-          <w:rFonts w:ascii="Arial" w:hAnsi="Arial" w:cs="Arial"/>
-          <w:sz w:val="20"/>
-        </w:rPr>
-        <w:t>Helm</w:t>
-      </w:r>
-      <w:r>
-        <w:rPr>
-          <w:rFonts w:ascii="Arial" w:hAnsi="Arial" w:cs="Arial"/>
-          <w:sz w:val="20"/>
-        </w:rPr>
-        <w:t xml:space="preserve"> deployments, standardizing environments and reducing release variance across stages.</w:t>
+          <w:sz w:val="22"/>
+        </w:rPr>
+      </w:pPr>
+      <w:r>
+        <w:rPr>
+          <w:sz w:val="22"/>
+        </w:rPr>
+        <w:t>Led frontend modernization by upgrading Angular modules and refactoring legacy components, enhancing maintainability and developer productivity.</w:t>
       </w:r>
     </w:p>
     <w:p>
@@ -1412,46 +932,40 @@
         </w:numPr>
         <w:jc w:val="both"/>
         <w:rPr>
-          <w:rFonts w:ascii="Arial" w:hAnsi="Arial" w:cs="Arial"/>
-          <w:sz w:val="20"/>
-        </w:rPr>
-      </w:pPr>
-      <w:r>
-        <w:rPr>
-          <w:rFonts w:ascii="Arial" w:hAnsi="Arial" w:cs="Arial"/>
-          <w:sz w:val="20"/>
-        </w:rPr>
-        <w:t xml:space="preserve">Implemented GitOps-style delivery with </w:t>
+          <w:sz w:val="22"/>
+        </w:rPr>
+      </w:pPr>
+      <w:r>
+        <w:rPr>
+          <w:sz w:val="22"/>
+        </w:rPr>
+        <w:t xml:space="preserve">Integrated </w:t>
       </w:r>
       <w:r>
         <w:rPr>
           <w:rStyle w:val="Strong"/>
-          <w:rFonts w:ascii="Arial" w:hAnsi="Arial" w:cs="Arial"/>
-          <w:sz w:val="20"/>
-        </w:rPr>
-        <w:t>Argo CD</w:t>
-      </w:r>
-      <w:r>
-        <w:rPr>
-          <w:rFonts w:ascii="Arial" w:hAnsi="Arial" w:cs="Arial"/>
-          <w:sz w:val="20"/>
-        </w:rPr>
-        <w:t xml:space="preserve">, pairing it with </w:t>
+          <w:sz w:val="22"/>
+        </w:rPr>
+        <w:t>CI/CD pipelines with Docker and Kubernetes</w:t>
+      </w:r>
+      <w:r>
+        <w:rPr>
+          <w:sz w:val="22"/>
+        </w:rPr>
+        <w:t xml:space="preserve">, automating deployments and reducing release cycle time by </w:t>
       </w:r>
       <w:r>
         <w:rPr>
           <w:rStyle w:val="Strong"/>
-          <w:rFonts w:ascii="Arial" w:hAnsi="Arial" w:cs="Arial"/>
-          <w:sz w:val="20"/>
-        </w:rPr>
-        <w:t>Terraform/CloudFormation</w:t>
-      </w:r>
-      <w:r>
-        <w:rPr>
-          <w:rFonts w:ascii="Arial" w:hAnsi="Arial" w:cs="Arial"/>
-          <w:sz w:val="20"/>
-        </w:rPr>
-        <w:t xml:space="preserve"> to keep infrastructure changes reviewable and reproducible.</w:t>
+          <w:sz w:val="22"/>
+        </w:rPr>
+        <w:t>35%</w:t>
+      </w:r>
+      <w:r>
+        <w:rPr>
+          <w:sz w:val="22"/>
+        </w:rPr>
+        <w:t>.</w:t>
       </w:r>
     </w:p>
     <w:p>
@@ -1463,61 +977,36 @@
         </w:numPr>
         <w:jc w:val="both"/>
         <w:rPr>
-          <w:rFonts w:ascii="Arial" w:hAnsi="Arial" w:cs="Arial"/>
-          <w:sz w:val="20"/>
-        </w:rPr>
-      </w:pPr>
-      <w:r>
-        <w:rPr>
-          <w:rFonts w:ascii="Arial" w:hAnsi="Arial" w:cs="Arial"/>
-          <w:sz w:val="20"/>
-        </w:rPr>
-        <w:t xml:space="preserve">Built CI/CD pipelines in </w:t>
+          <w:sz w:val="22"/>
+        </w:rPr>
+      </w:pPr>
+      <w:r>
+        <w:rPr>
+          <w:sz w:val="22"/>
+        </w:rPr>
+        <w:t xml:space="preserve">Implemented </w:t>
       </w:r>
       <w:r>
         <w:rPr>
           <w:rStyle w:val="Strong"/>
-          <w:rFonts w:ascii="Arial" w:hAnsi="Arial" w:cs="Arial"/>
-          <w:sz w:val="20"/>
-        </w:rPr>
-        <w:t>GitHub Actions</w:t>
-      </w:r>
-      <w:r>
-        <w:rPr>
-          <w:rFonts w:ascii="Arial" w:hAnsi="Arial" w:cs="Arial"/>
-          <w:sz w:val="20"/>
-        </w:rPr>
-        <w:t xml:space="preserve">, </w:t>
-      </w:r>
+          <w:sz w:val="22"/>
+        </w:rPr>
+        <w:t xml:space="preserve">real-time monitoring using Prometheus and </w:t>
+      </w:r>
+      <w:proofErr w:type="spellStart"/>
       <w:r>
         <w:rPr>
           <w:rStyle w:val="Strong"/>
-          <w:rFonts w:ascii="Arial" w:hAnsi="Arial" w:cs="Arial"/>
-          <w:sz w:val="20"/>
-        </w:rPr>
-        <w:t>Jenkins</w:t>
-      </w:r>
-      <w:r>
-        <w:rPr>
-          <w:rFonts w:ascii="Arial" w:hAnsi="Arial" w:cs="Arial"/>
-          <w:sz w:val="20"/>
-        </w:rPr>
-        <w:t xml:space="preserve">, and </w:t>
-      </w:r>
-      <w:r>
-        <w:rPr>
-          <w:rStyle w:val="Strong"/>
-          <w:rFonts w:ascii="Arial" w:hAnsi="Arial" w:cs="Arial"/>
-          <w:sz w:val="20"/>
-        </w:rPr>
-        <w:t>GitLab CI</w:t>
-      </w:r>
-      <w:r>
-        <w:rPr>
-          <w:rFonts w:ascii="Arial" w:hAnsi="Arial" w:cs="Arial"/>
-          <w:sz w:val="20"/>
-        </w:rPr>
-        <w:t>, including unit/integration gates, contract checks (Pact-style), and automated deployment promotions.</w:t>
+          <w:sz w:val="22"/>
+        </w:rPr>
+        <w:t>Grafana</w:t>
+      </w:r>
+      <w:proofErr w:type="spellEnd"/>
+      <w:r>
+        <w:rPr>
+          <w:sz w:val="22"/>
+        </w:rPr>
+        <w:t>, improving incident response time and system observability significantly.</w:t>
       </w:r>
     </w:p>
     <w:p>
@@ -1529,186 +1018,25 @@
         </w:numPr>
         <w:jc w:val="both"/>
         <w:rPr>
-          <w:rFonts w:ascii="Arial" w:hAnsi="Arial" w:cs="Arial"/>
-          <w:sz w:val="20"/>
-        </w:rPr>
-      </w:pPr>
-      <w:r>
-        <w:rPr>
-          <w:rFonts w:ascii="Arial" w:hAnsi="Arial" w:cs="Arial"/>
-          <w:sz w:val="20"/>
-        </w:rPr>
-        <w:t xml:space="preserve">Established end-to-end observability with </w:t>
-      </w:r>
-      <w:r>
-        <w:rPr>
-          <w:rStyle w:val="Strong"/>
-          <w:rFonts w:ascii="Arial" w:hAnsi="Arial" w:cs="Arial"/>
-          <w:sz w:val="20"/>
-        </w:rPr>
-        <w:t>OpenTelemetry</w:t>
-      </w:r>
-      <w:r>
-        <w:rPr>
-          <w:rFonts w:ascii="Arial" w:hAnsi="Arial" w:cs="Arial"/>
-          <w:sz w:val="20"/>
-        </w:rPr>
-        <w:t xml:space="preserve"> instrumentation and </w:t>
-      </w:r>
-      <w:r>
-        <w:rPr>
-          <w:rStyle w:val="Strong"/>
-          <w:rFonts w:ascii="Arial" w:hAnsi="Arial" w:cs="Arial"/>
-          <w:sz w:val="20"/>
-        </w:rPr>
-        <w:t>CloudWatch</w:t>
-      </w:r>
-      <w:r>
-        <w:rPr>
-          <w:rFonts w:ascii="Arial" w:hAnsi="Arial" w:cs="Arial"/>
-          <w:sz w:val="20"/>
-        </w:rPr>
-        <w:t xml:space="preserve"> dashboards, correlating logs/metrics/traces with consistent request IDs.</w:t>
+          <w:sz w:val="22"/>
+        </w:rPr>
+      </w:pPr>
+      <w:r>
+        <w:rPr>
+          <w:sz w:val="22"/>
+        </w:rPr>
+        <w:t>Collaborated across teams to introduce new features with flexible architecture patterns, enabling faster iteration without impacting core system stability.</w:t>
       </w:r>
     </w:p>
     <w:p>
       <w:pPr>
         <w:pStyle w:val="NormalWeb"/>
-        <w:numPr>
-          <w:ilvl w:val="0"/>
-          <w:numId w:val="4"/>
-        </w:numPr>
+        <w:ind w:left="360"/>
         <w:jc w:val="both"/>
         <w:rPr>
-          <w:rFonts w:ascii="Arial" w:hAnsi="Arial" w:cs="Arial"/>
-          <w:sz w:val="20"/>
-        </w:rPr>
-      </w:pPr>
-      <w:r>
-        <w:rPr>
-          <w:rFonts w:ascii="Arial" w:hAnsi="Arial" w:cs="Arial"/>
-          <w:sz w:val="20"/>
-        </w:rPr>
-        <w:lastRenderedPageBreak/>
-        <w:t xml:space="preserve">Added fleet-wide monitoring using </w:t>
-      </w:r>
-      <w:r>
-        <w:rPr>
-          <w:rStyle w:val="Strong"/>
-          <w:rFonts w:ascii="Arial" w:hAnsi="Arial" w:cs="Arial"/>
-          <w:sz w:val="20"/>
-        </w:rPr>
-        <w:t>Datadog</w:t>
-      </w:r>
-      <w:r>
-        <w:rPr>
-          <w:rFonts w:ascii="Arial" w:hAnsi="Arial" w:cs="Arial"/>
-          <w:sz w:val="20"/>
-        </w:rPr>
-        <w:t xml:space="preserve">, </w:t>
-      </w:r>
-      <w:r>
-        <w:rPr>
-          <w:rStyle w:val="Strong"/>
-          <w:rFonts w:ascii="Arial" w:hAnsi="Arial" w:cs="Arial"/>
-          <w:sz w:val="20"/>
-        </w:rPr>
-        <w:t>Prometheus</w:t>
-      </w:r>
-      <w:r>
-        <w:rPr>
-          <w:rFonts w:ascii="Arial" w:hAnsi="Arial" w:cs="Arial"/>
-          <w:sz w:val="20"/>
-        </w:rPr>
-        <w:t xml:space="preserve">, and </w:t>
-      </w:r>
-      <w:r>
-        <w:rPr>
-          <w:rStyle w:val="Strong"/>
-          <w:rFonts w:ascii="Arial" w:hAnsi="Arial" w:cs="Arial"/>
-          <w:sz w:val="20"/>
-        </w:rPr>
-        <w:t>Grafana</w:t>
-      </w:r>
-      <w:r>
-        <w:rPr>
-          <w:rFonts w:ascii="Arial" w:hAnsi="Arial" w:cs="Arial"/>
-          <w:sz w:val="20"/>
-        </w:rPr>
-        <w:t>, with SLO-style alerts that reduced time-to-detect and improved incident response.</w:t>
-      </w:r>
-    </w:p>
-    <w:p>
-      <w:pPr>
-        <w:pStyle w:val="NormalWeb"/>
-        <w:numPr>
-          <w:ilvl w:val="0"/>
-          <w:numId w:val="4"/>
-        </w:numPr>
-        <w:jc w:val="both"/>
-        <w:rPr>
-          <w:rFonts w:ascii="Arial" w:hAnsi="Arial" w:cs="Arial"/>
-          <w:sz w:val="20"/>
-        </w:rPr>
-      </w:pPr>
-      <w:r>
-        <w:rPr>
-          <w:rFonts w:ascii="Arial" w:hAnsi="Arial" w:cs="Arial"/>
-          <w:sz w:val="20"/>
-        </w:rPr>
-        <w:t>Delivered controlled rollouts using blue/green and canary strategies on AWS, pairing feature flags in Angular with safe backend contract evolution.</w:t>
-      </w:r>
-    </w:p>
-    <w:p>
-      <w:pPr>
-        <w:pStyle w:val="NormalWeb"/>
-        <w:numPr>
-          <w:ilvl w:val="0"/>
-          <w:numId w:val="4"/>
-        </w:numPr>
-        <w:jc w:val="both"/>
-        <w:rPr>
-          <w:rFonts w:ascii="Arial" w:hAnsi="Arial" w:cs="Arial"/>
-          <w:sz w:val="20"/>
-        </w:rPr>
-      </w:pPr>
-      <w:r>
-        <w:rPr>
-          <w:rFonts w:ascii="Arial" w:hAnsi="Arial" w:cs="Arial"/>
-          <w:sz w:val="20"/>
-        </w:rPr>
-        <w:t xml:space="preserve">Integrated analytics exports feeding </w:t>
-      </w:r>
-      <w:r>
-        <w:rPr>
-          <w:rStyle w:val="Strong"/>
-          <w:rFonts w:ascii="Arial" w:hAnsi="Arial" w:cs="Arial"/>
-          <w:sz w:val="20"/>
-        </w:rPr>
-        <w:t>Redshift</w:t>
-      </w:r>
-      <w:r>
-        <w:rPr>
-          <w:rFonts w:ascii="Arial" w:hAnsi="Arial" w:cs="Arial"/>
-          <w:sz w:val="20"/>
-        </w:rPr>
-        <w:t xml:space="preserve"> and downstream consumers in </w:t>
-      </w:r>
-      <w:r>
-        <w:rPr>
-          <w:rStyle w:val="Strong"/>
-          <w:rFonts w:ascii="Arial" w:hAnsi="Arial" w:cs="Arial"/>
-          <w:sz w:val="20"/>
-        </w:rPr>
-        <w:t>BigQuery</w:t>
-      </w:r>
-      <w:r>
-        <w:rPr>
-          <w:rFonts w:ascii="Arial" w:hAnsi="Arial" w:cs="Arial"/>
-          <w:sz w:val="20"/>
-        </w:rPr>
-        <w:t xml:space="preserve"> (via event/analytics pipelines), keeping schemas stable and data contracts explicit.</w:t>
-      </w:r>
+          <w:sz w:val="22"/>
+        </w:rPr>
+      </w:pPr>
     </w:p>
     <w:p>
       <w:pPr>
@@ -1731,10 +1059,12 @@
           <w:sz w:val="23"/>
           <w:szCs w:val="23"/>
         </w:rPr>
+        <w:lastRenderedPageBreak/>
         <w:t>Full Stack Engineer</w:t>
       </w:r>
     </w:p>
     <w:p>
+      <w:proofErr w:type="spellStart"/>
       <w:r>
         <w:rPr>
           <w:rFonts w:ascii="Arial" w:eastAsia="Arial" w:hAnsi="Arial" w:cs="Arial"/>
@@ -1744,7 +1074,19 @@
           <w:sz w:val="21"/>
           <w:szCs w:val="21"/>
         </w:rPr>
-        <w:t>Webiz Digital</w:t>
+        <w:t>Webiz</w:t>
+      </w:r>
+      <w:proofErr w:type="spellEnd"/>
+      <w:r>
+        <w:rPr>
+          <w:rFonts w:ascii="Arial" w:eastAsia="Arial" w:hAnsi="Arial" w:cs="Arial"/>
+          <w:b/>
+          <w:bCs/>
+          <w:color w:val="6F8F6B"/>
+          <w:sz w:val="21"/>
+          <w:szCs w:val="21"/>
+        </w:rPr>
+        <w:t xml:space="preserve"> Digital</w:t>
       </w:r>
     </w:p>
     <w:p>
@@ -1767,31 +1109,27 @@
         </w:numPr>
         <w:jc w:val="both"/>
         <w:rPr>
-          <w:rFonts w:ascii="Arial" w:hAnsi="Arial" w:cs="Arial"/>
-          <w:sz w:val="20"/>
-        </w:rPr>
-      </w:pPr>
-      <w:r>
-        <w:rPr>
-          <w:rFonts w:ascii="Arial" w:hAnsi="Arial" w:cs="Arial"/>
-          <w:sz w:val="20"/>
-        </w:rPr>
-        <w:t xml:space="preserve">Developed </w:t>
+          <w:sz w:val="22"/>
+        </w:rPr>
+      </w:pPr>
+      <w:r>
+        <w:rPr>
+          <w:sz w:val="22"/>
+        </w:rPr>
+        <w:t xml:space="preserve">Developed full-stack applications using </w:t>
       </w:r>
       <w:r>
         <w:rPr>
           <w:rStyle w:val="Strong"/>
-          <w:rFonts w:ascii="Arial" w:hAnsi="Arial" w:cs="Arial"/>
-          <w:sz w:val="20"/>
-        </w:rPr>
-        <w:t>Java/Spring Boot</w:t>
-      </w:r>
-      <w:r>
-        <w:rPr>
-          <w:rFonts w:ascii="Arial" w:hAnsi="Arial" w:cs="Arial"/>
-          <w:sz w:val="20"/>
-        </w:rPr>
-        <w:t xml:space="preserve"> services for customer-facing features, standardizing REST semantics (pagination, validation, error envelopes) for predictable client consumption.</w:t>
+          <w:sz w:val="22"/>
+        </w:rPr>
+        <w:t>Java (8–11) with Spring Boot (1.5–2.x) and Angular (8–12)</w:t>
+      </w:r>
+      <w:r>
+        <w:rPr>
+          <w:sz w:val="22"/>
+        </w:rPr>
+        <w:t>, supporting scalable business workflows and customer-facing portals.</w:t>
       </w:r>
     </w:p>
     <w:p>
@@ -1803,31 +1141,27 @@
         </w:numPr>
         <w:jc w:val="both"/>
         <w:rPr>
-          <w:rFonts w:ascii="Arial" w:hAnsi="Arial" w:cs="Arial"/>
-          <w:sz w:val="20"/>
-        </w:rPr>
-      </w:pPr>
-      <w:r>
-        <w:rPr>
-          <w:rFonts w:ascii="Arial" w:hAnsi="Arial" w:cs="Arial"/>
-          <w:sz w:val="20"/>
-        </w:rPr>
-        <w:t xml:space="preserve">Built data-heavy </w:t>
+          <w:sz w:val="22"/>
+        </w:rPr>
+      </w:pPr>
+      <w:r>
+        <w:rPr>
+          <w:sz w:val="22"/>
+        </w:rPr>
+        <w:t xml:space="preserve">Designed RESTful APIs with structured error handling and validation, improving API reliability and reducing client-side failures by </w:t>
       </w:r>
       <w:r>
         <w:rPr>
           <w:rStyle w:val="Strong"/>
-          <w:rFonts w:ascii="Arial" w:hAnsi="Arial" w:cs="Arial"/>
-          <w:sz w:val="20"/>
-        </w:rPr>
-        <w:t>Angular</w:t>
-      </w:r>
-      <w:r>
-        <w:rPr>
-          <w:rFonts w:ascii="Arial" w:hAnsi="Arial" w:cs="Arial"/>
-          <w:sz w:val="20"/>
-        </w:rPr>
-        <w:t xml:space="preserve"> screens with reusable components and reactive forms, maintaining responsiveness and accessibility for non-technical users.</w:t>
+          <w:sz w:val="22"/>
+        </w:rPr>
+        <w:t>20%</w:t>
+      </w:r>
+      <w:r>
+        <w:rPr>
+          <w:sz w:val="22"/>
+        </w:rPr>
+        <w:t>.</w:t>
       </w:r>
     </w:p>
     <w:p>
@@ -1839,16 +1173,14 @@
         </w:numPr>
         <w:jc w:val="both"/>
         <w:rPr>
-          <w:rFonts w:ascii="Arial" w:hAnsi="Arial" w:cs="Arial"/>
-          <w:sz w:val="20"/>
-        </w:rPr>
-      </w:pPr>
-      <w:r>
-        <w:rPr>
-          <w:rFonts w:ascii="Arial" w:hAnsi="Arial" w:cs="Arial"/>
-          <w:sz w:val="20"/>
-        </w:rPr>
-        <w:t>Implemented secure session and token patterns, aligning backend authorization with frontend route guards to keep protected workflows consistent across UI and API.</w:t>
+          <w:sz w:val="22"/>
+        </w:rPr>
+      </w:pPr>
+      <w:r>
+        <w:rPr>
+          <w:sz w:val="22"/>
+        </w:rPr>
+        <w:t>Implemented dynamic Angular UI components with modular architecture, improving frontend performance and reducing load times significantly.</w:t>
       </w:r>
     </w:p>
     <w:p>
@@ -1860,46 +1192,27 @@
         </w:numPr>
         <w:jc w:val="both"/>
         <w:rPr>
-          <w:rFonts w:ascii="Arial" w:hAnsi="Arial" w:cs="Arial"/>
-          <w:sz w:val="20"/>
-        </w:rPr>
-      </w:pPr>
-      <w:r>
-        <w:rPr>
-          <w:rFonts w:ascii="Arial" w:hAnsi="Arial" w:cs="Arial"/>
-          <w:sz w:val="20"/>
-        </w:rPr>
-        <w:t xml:space="preserve">Designed asynchronous workflows with </w:t>
+          <w:sz w:val="22"/>
+        </w:rPr>
+      </w:pPr>
+      <w:r>
+        <w:rPr>
+          <w:sz w:val="22"/>
+        </w:rPr>
+        <w:t xml:space="preserve">Resolved recurring </w:t>
       </w:r>
       <w:r>
         <w:rPr>
           <w:rStyle w:val="Strong"/>
-          <w:rFonts w:ascii="Arial" w:hAnsi="Arial" w:cs="Arial"/>
-          <w:sz w:val="20"/>
-        </w:rPr>
-        <w:t>RabbitMQ</w:t>
-      </w:r>
-      <w:r>
-        <w:rPr>
-          <w:rFonts w:ascii="Arial" w:hAnsi="Arial" w:cs="Arial"/>
-          <w:sz w:val="20"/>
-        </w:rPr>
-        <w:t xml:space="preserve"> and </w:t>
-      </w:r>
-      <w:r>
-        <w:rPr>
-          <w:rStyle w:val="Strong"/>
-          <w:rFonts w:ascii="Arial" w:hAnsi="Arial" w:cs="Arial"/>
-          <w:sz w:val="20"/>
-        </w:rPr>
-        <w:t>Kafka</w:t>
-      </w:r>
-      <w:r>
-        <w:rPr>
-          <w:rFonts w:ascii="Arial" w:hAnsi="Arial" w:cs="Arial"/>
-          <w:sz w:val="20"/>
-        </w:rPr>
-        <w:t xml:space="preserve"> consumers, adding idempotent handlers, retries, and dead-letter behavior to contain failures.</w:t>
+          <w:sz w:val="22"/>
+        </w:rPr>
+        <w:t>memory leak issues in backend services</w:t>
+      </w:r>
+      <w:r>
+        <w:rPr>
+          <w:sz w:val="22"/>
+        </w:rPr>
+        <w:t>, identifying inefficient object handling and optimizing garbage collection behavior.</w:t>
       </w:r>
     </w:p>
     <w:p>
@@ -1911,46 +1224,27 @@
         </w:numPr>
         <w:jc w:val="both"/>
         <w:rPr>
-          <w:rFonts w:ascii="Arial" w:hAnsi="Arial" w:cs="Arial"/>
-          <w:sz w:val="20"/>
-        </w:rPr>
-      </w:pPr>
-      <w:r>
-        <w:rPr>
-          <w:rFonts w:ascii="Arial" w:hAnsi="Arial" w:cs="Arial"/>
-          <w:sz w:val="20"/>
-        </w:rPr>
-        <w:t xml:space="preserve">Improved database performance by reshaping queries and indexing strategies in </w:t>
+          <w:sz w:val="22"/>
+        </w:rPr>
+      </w:pPr>
+      <w:r>
+        <w:rPr>
+          <w:sz w:val="22"/>
+        </w:rPr>
+        <w:t xml:space="preserve">Enhanced backend job processing by introducing </w:t>
       </w:r>
       <w:r>
         <w:rPr>
           <w:rStyle w:val="Strong"/>
-          <w:rFonts w:ascii="Arial" w:hAnsi="Arial" w:cs="Arial"/>
-          <w:sz w:val="20"/>
-        </w:rPr>
-        <w:t>PostgreSQL</w:t>
-      </w:r>
-      <w:r>
-        <w:rPr>
-          <w:rFonts w:ascii="Arial" w:hAnsi="Arial" w:cs="Arial"/>
-          <w:sz w:val="20"/>
-        </w:rPr>
-        <w:t xml:space="preserve"> and </w:t>
-      </w:r>
-      <w:r>
-        <w:rPr>
-          <w:rStyle w:val="Strong"/>
-          <w:rFonts w:ascii="Arial" w:hAnsi="Arial" w:cs="Arial"/>
-          <w:sz w:val="20"/>
-        </w:rPr>
-        <w:t>SQL Server</w:t>
-      </w:r>
-      <w:r>
-        <w:rPr>
-          <w:rFonts w:ascii="Arial" w:hAnsi="Arial" w:cs="Arial"/>
-          <w:sz w:val="20"/>
-        </w:rPr>
-        <w:t>, reducing latency on reporting-style endpoints.</w:t>
+          <w:sz w:val="22"/>
+        </w:rPr>
+        <w:t>asynchronous task handling</w:t>
+      </w:r>
+      <w:r>
+        <w:rPr>
+          <w:sz w:val="22"/>
+        </w:rPr>
+        <w:t>, improving throughput for batch operations and background tasks.</w:t>
       </w:r>
     </w:p>
     <w:p>
@@ -1962,33 +1256,14 @@
         </w:numPr>
         <w:jc w:val="both"/>
         <w:rPr>
-          <w:rFonts w:ascii="Arial" w:hAnsi="Arial" w:cs="Arial"/>
-          <w:sz w:val="20"/>
-        </w:rPr>
-      </w:pPr>
-      <w:r>
-        <w:rPr>
-          <w:rFonts w:ascii="Arial" w:hAnsi="Arial" w:cs="Arial"/>
-          <w:sz w:val="20"/>
-        </w:rPr>
-        <w:t xml:space="preserve">Introduced caching patterns using </w:t>
-      </w:r>
-      <w:proofErr w:type="gramStart"/>
-      <w:r>
-        <w:rPr>
-          <w:rStyle w:val="Strong"/>
-          <w:rFonts w:ascii="Arial" w:hAnsi="Arial" w:cs="Arial"/>
-          <w:sz w:val="20"/>
-        </w:rPr>
-        <w:t>Redis</w:t>
-      </w:r>
-      <w:proofErr w:type="gramEnd"/>
-      <w:r>
-        <w:rPr>
-          <w:rFonts w:ascii="Arial" w:hAnsi="Arial" w:cs="Arial"/>
-          <w:sz w:val="20"/>
-        </w:rPr>
-        <w:t xml:space="preserve"> to protect databases during load spikes and reduce repeat computations for expensive reads.</w:t>
+          <w:sz w:val="22"/>
+        </w:rPr>
+      </w:pPr>
+      <w:r>
+        <w:rPr>
+          <w:sz w:val="22"/>
+        </w:rPr>
+        <w:t>Migrated legacy frontend modules to modern Angular architecture, improving code maintainability and reducing technical debt.</w:t>
       </w:r>
     </w:p>
     <w:p>
@@ -2000,31 +1275,36 @@
         </w:numPr>
         <w:jc w:val="both"/>
         <w:rPr>
-          <w:rFonts w:ascii="Arial" w:hAnsi="Arial" w:cs="Arial"/>
-          <w:sz w:val="20"/>
-        </w:rPr>
-      </w:pPr>
-      <w:r>
-        <w:rPr>
-          <w:rFonts w:ascii="Arial" w:hAnsi="Arial" w:cs="Arial"/>
-          <w:sz w:val="20"/>
-        </w:rPr>
-        <w:t xml:space="preserve">Implemented centralized search capabilities using </w:t>
-      </w:r>
+          <w:sz w:val="22"/>
+        </w:rPr>
+      </w:pPr>
+      <w:r>
+        <w:rPr>
+          <w:sz w:val="22"/>
+        </w:rPr>
+        <w:t xml:space="preserve">Integrated </w:t>
+      </w:r>
+      <w:proofErr w:type="spellStart"/>
       <w:r>
         <w:rPr>
           <w:rStyle w:val="Strong"/>
-          <w:rFonts w:ascii="Arial" w:hAnsi="Arial" w:cs="Arial"/>
-          <w:sz w:val="20"/>
-        </w:rPr>
-        <w:t>Elasticsearch</w:t>
-      </w:r>
-      <w:r>
-        <w:rPr>
-          <w:rFonts w:ascii="Arial" w:hAnsi="Arial" w:cs="Arial"/>
-          <w:sz w:val="20"/>
-        </w:rPr>
-        <w:t xml:space="preserve"> with consistent indexing jobs, enabling fast lookups and filtered exploration across large records.</w:t>
+          <w:sz w:val="22"/>
+        </w:rPr>
+        <w:t>Redis</w:t>
+      </w:r>
+      <w:proofErr w:type="spellEnd"/>
+      <w:r>
+        <w:rPr>
+          <w:rStyle w:val="Strong"/>
+          <w:sz w:val="22"/>
+        </w:rPr>
+        <w:t xml:space="preserve"> caching mechanisms</w:t>
+      </w:r>
+      <w:r>
+        <w:rPr>
+          <w:sz w:val="22"/>
+        </w:rPr>
+        <w:t>, significantly improving API response times for frequently accessed data.</w:t>
       </w:r>
     </w:p>
     <w:p>
@@ -2036,31 +1316,14 @@
         </w:numPr>
         <w:jc w:val="both"/>
         <w:rPr>
-          <w:rFonts w:ascii="Arial" w:hAnsi="Arial" w:cs="Arial"/>
-          <w:sz w:val="20"/>
-        </w:rPr>
-      </w:pPr>
-      <w:r>
-        <w:rPr>
-          <w:rFonts w:ascii="Arial" w:hAnsi="Arial" w:cs="Arial"/>
-          <w:sz w:val="20"/>
-        </w:rPr>
-        <w:t xml:space="preserve">Streamlined cloud delivery for services running on </w:t>
-      </w:r>
-      <w:r>
-        <w:rPr>
-          <w:rStyle w:val="Strong"/>
-          <w:rFonts w:ascii="Arial" w:hAnsi="Arial" w:cs="Arial"/>
-          <w:sz w:val="20"/>
-        </w:rPr>
-        <w:t>AWS</w:t>
-      </w:r>
-      <w:r>
-        <w:rPr>
-          <w:rFonts w:ascii="Arial" w:hAnsi="Arial" w:cs="Arial"/>
-          <w:sz w:val="20"/>
-        </w:rPr>
-        <w:t xml:space="preserve"> (ECS/EC2 patterns), improving configuration consistency between staging and production.</w:t>
+          <w:sz w:val="22"/>
+        </w:rPr>
+      </w:pPr>
+      <w:r>
+        <w:rPr>
+          <w:sz w:val="22"/>
+        </w:rPr>
+        <w:t>Implemented role-based UI authorization aligned with backend security policies, ensuring consistent access control across layers.</w:t>
       </w:r>
     </w:p>
     <w:p>
@@ -2072,31 +1335,27 @@
         </w:numPr>
         <w:jc w:val="both"/>
         <w:rPr>
-          <w:rFonts w:ascii="Arial" w:hAnsi="Arial" w:cs="Arial"/>
-          <w:sz w:val="20"/>
-        </w:rPr>
-      </w:pPr>
-      <w:r>
-        <w:rPr>
-          <w:rFonts w:ascii="Arial" w:hAnsi="Arial" w:cs="Arial"/>
-          <w:sz w:val="20"/>
-        </w:rPr>
-        <w:t xml:space="preserve">Created artifact storage and batch import/export workflows using </w:t>
+          <w:sz w:val="22"/>
+        </w:rPr>
+      </w:pPr>
+      <w:r>
+        <w:rPr>
+          <w:sz w:val="22"/>
+        </w:rPr>
+        <w:t xml:space="preserve">Optimized SQL queries and indexing strategies in </w:t>
       </w:r>
       <w:r>
         <w:rPr>
           <w:rStyle w:val="Strong"/>
-          <w:rFonts w:ascii="Arial" w:hAnsi="Arial" w:cs="Arial"/>
-          <w:sz w:val="20"/>
-        </w:rPr>
-        <w:t>S3</w:t>
-      </w:r>
-      <w:r>
-        <w:rPr>
-          <w:rFonts w:ascii="Arial" w:hAnsi="Arial" w:cs="Arial"/>
-          <w:sz w:val="20"/>
-        </w:rPr>
-        <w:t xml:space="preserve"> and secure transfer patterns, including operational runbooks for safe backfills.</w:t>
+          <w:sz w:val="22"/>
+        </w:rPr>
+        <w:t>MySQL</w:t>
+      </w:r>
+      <w:r>
+        <w:rPr>
+          <w:sz w:val="22"/>
+        </w:rPr>
+        <w:t>, improving reporting system performance under heavy workloads.</w:t>
       </w:r>
     </w:p>
     <w:p>
@@ -2108,46 +1367,14 @@
         </w:numPr>
         <w:jc w:val="both"/>
         <w:rPr>
-          <w:rFonts w:ascii="Arial" w:hAnsi="Arial" w:cs="Arial"/>
-          <w:sz w:val="20"/>
-        </w:rPr>
-      </w:pPr>
-      <w:r>
-        <w:rPr>
-          <w:rFonts w:ascii="Arial" w:hAnsi="Arial" w:cs="Arial"/>
-          <w:sz w:val="20"/>
-        </w:rPr>
-        <w:t xml:space="preserve">Standardized CI/CD across teams using </w:t>
-      </w:r>
-      <w:r>
-        <w:rPr>
-          <w:rStyle w:val="Strong"/>
-          <w:rFonts w:ascii="Arial" w:hAnsi="Arial" w:cs="Arial"/>
-          <w:sz w:val="20"/>
-        </w:rPr>
-        <w:t>Jenkins</w:t>
-      </w:r>
-      <w:r>
-        <w:rPr>
-          <w:rFonts w:ascii="Arial" w:hAnsi="Arial" w:cs="Arial"/>
-          <w:sz w:val="20"/>
-        </w:rPr>
-        <w:t xml:space="preserve"> and </w:t>
-      </w:r>
-      <w:r>
-        <w:rPr>
-          <w:rStyle w:val="Strong"/>
-          <w:rFonts w:ascii="Arial" w:hAnsi="Arial" w:cs="Arial"/>
-          <w:sz w:val="20"/>
-        </w:rPr>
-        <w:t>CircleCI</w:t>
-      </w:r>
-      <w:r>
-        <w:rPr>
-          <w:rFonts w:ascii="Arial" w:hAnsi="Arial" w:cs="Arial"/>
-          <w:sz w:val="20"/>
-        </w:rPr>
-        <w:t>, adding build/test pipelines, static checks, and automated deployments.</w:t>
+          <w:sz w:val="22"/>
+        </w:rPr>
+      </w:pPr>
+      <w:r>
+        <w:rPr>
+          <w:sz w:val="22"/>
+        </w:rPr>
+        <w:t>Introduced structured logging and monitoring practices, enabling better debugging and production issue tracking.</w:t>
       </w:r>
     </w:p>
     <w:p>
@@ -2159,88 +1386,14 @@
         </w:numPr>
         <w:jc w:val="both"/>
         <w:rPr>
-          <w:rFonts w:ascii="Arial" w:hAnsi="Arial" w:cs="Arial"/>
-          <w:sz w:val="20"/>
-        </w:rPr>
-      </w:pPr>
-      <w:r>
-        <w:rPr>
-          <w:rFonts w:ascii="Arial" w:hAnsi="Arial" w:cs="Arial"/>
-          <w:sz w:val="20"/>
-        </w:rPr>
-        <w:t>Introduced structured logging and request correlation across services, wiring dashboards and alerts to reduce “unknown error” incidents.</w:t>
-      </w:r>
-    </w:p>
-    <w:p>
-      <w:pPr>
-        <w:pStyle w:val="NormalWeb"/>
-        <w:numPr>
-          <w:ilvl w:val="0"/>
-          <w:numId w:val="6"/>
-        </w:numPr>
-        <w:jc w:val="both"/>
-        <w:rPr>
-          <w:rFonts w:ascii="Arial" w:hAnsi="Arial" w:cs="Arial"/>
-          <w:sz w:val="20"/>
-        </w:rPr>
-      </w:pPr>
-      <w:r>
-        <w:rPr>
-          <w:rFonts w:ascii="Arial" w:hAnsi="Arial" w:cs="Arial"/>
-          <w:sz w:val="20"/>
-        </w:rPr>
-        <w:t xml:space="preserve">Supported selective Azure deployments for client environments, integrating </w:t>
-      </w:r>
-      <w:r>
-        <w:rPr>
-          <w:rStyle w:val="Strong"/>
-          <w:rFonts w:ascii="Arial" w:hAnsi="Arial" w:cs="Arial"/>
-          <w:sz w:val="20"/>
-        </w:rPr>
-        <w:t>Azure DevOps</w:t>
-      </w:r>
-      <w:r>
-        <w:rPr>
-          <w:rFonts w:ascii="Arial" w:hAnsi="Arial" w:cs="Arial"/>
-          <w:sz w:val="20"/>
-        </w:rPr>
-        <w:t xml:space="preserve"> pipelines and secrets stored in </w:t>
-      </w:r>
-      <w:r>
-        <w:rPr>
-          <w:rStyle w:val="Strong"/>
-          <w:rFonts w:ascii="Arial" w:hAnsi="Arial" w:cs="Arial"/>
-          <w:sz w:val="20"/>
-        </w:rPr>
-        <w:t>Key Vault</w:t>
-      </w:r>
-      <w:r>
-        <w:rPr>
-          <w:rFonts w:ascii="Arial" w:hAnsi="Arial" w:cs="Arial"/>
-          <w:sz w:val="20"/>
-        </w:rPr>
-        <w:t xml:space="preserve"> for controlled delivery.</w:t>
-      </w:r>
-    </w:p>
-    <w:p>
-      <w:pPr>
-        <w:pStyle w:val="NormalWeb"/>
-        <w:numPr>
-          <w:ilvl w:val="0"/>
-          <w:numId w:val="6"/>
-        </w:numPr>
-        <w:jc w:val="both"/>
-        <w:rPr>
-          <w:rFonts w:ascii="Arial" w:hAnsi="Arial" w:cs="Arial"/>
-          <w:sz w:val="20"/>
-        </w:rPr>
-      </w:pPr>
-      <w:r>
-        <w:rPr>
-          <w:rFonts w:ascii="Arial" w:hAnsi="Arial" w:cs="Arial"/>
-          <w:sz w:val="20"/>
-        </w:rPr>
-        <w:t>Built integration adapters for third-party APIs with normalized data models, strong validation, and backoff strategies to keep upstream flakiness from cascading.</w:t>
+          <w:sz w:val="22"/>
+        </w:rPr>
+      </w:pPr>
+      <w:r>
+        <w:rPr>
+          <w:sz w:val="22"/>
+        </w:rPr>
+        <w:t>Collaborated with cross-functional teams to deliver new features rapidly while maintaining system stability and code quality.</w:t>
       </w:r>
     </w:p>
     <w:p>
@@ -2302,31 +1455,27 @@
         </w:numPr>
         <w:jc w:val="both"/>
         <w:rPr>
-          <w:rFonts w:ascii="Arial" w:hAnsi="Arial" w:cs="Arial"/>
-          <w:sz w:val="20"/>
-        </w:rPr>
-      </w:pPr>
-      <w:r>
-        <w:rPr>
-          <w:rFonts w:ascii="Arial" w:hAnsi="Arial" w:cs="Arial"/>
-          <w:sz w:val="20"/>
-        </w:rPr>
-        <w:t xml:space="preserve">Built and maintained backend workflows using </w:t>
+          <w:sz w:val="22"/>
+        </w:rPr>
+      </w:pPr>
+      <w:r>
+        <w:rPr>
+          <w:sz w:val="22"/>
+        </w:rPr>
+        <w:t xml:space="preserve">Built enterprise applications using </w:t>
       </w:r>
       <w:r>
         <w:rPr>
           <w:rStyle w:val="Strong"/>
-          <w:rFonts w:ascii="Arial" w:hAnsi="Arial" w:cs="Arial"/>
-          <w:sz w:val="20"/>
-        </w:rPr>
-        <w:t>Java</w:t>
-      </w:r>
-      <w:r>
-        <w:rPr>
-          <w:rFonts w:ascii="Arial" w:hAnsi="Arial" w:cs="Arial"/>
-          <w:sz w:val="20"/>
-        </w:rPr>
-        <w:t xml:space="preserve"> with SQL-backed persistence, steadily refactoring toward clearer service boundaries and reusable utilities.</w:t>
+          <w:sz w:val="22"/>
+        </w:rPr>
+        <w:t>Java (7–8), Spring MVC, and early AngularJS</w:t>
+      </w:r>
+      <w:r>
+        <w:rPr>
+          <w:sz w:val="22"/>
+        </w:rPr>
+        <w:t>, supporting internal business workflows and reporting systems.</w:t>
       </w:r>
     </w:p>
     <w:p>
@@ -2338,16 +1487,14 @@
         </w:numPr>
         <w:jc w:val="both"/>
         <w:rPr>
-          <w:rFonts w:ascii="Arial" w:hAnsi="Arial" w:cs="Arial"/>
-          <w:sz w:val="20"/>
-        </w:rPr>
-      </w:pPr>
-      <w:r>
-        <w:rPr>
-          <w:rFonts w:ascii="Arial" w:hAnsi="Arial" w:cs="Arial"/>
-          <w:sz w:val="20"/>
-        </w:rPr>
-        <w:t>Implemented REST-style endpoints and service helpers to standardize UI-to-backend interactions, reducing duplicated logic and improving correctness.</w:t>
+          <w:sz w:val="22"/>
+        </w:rPr>
+      </w:pPr>
+      <w:r>
+        <w:rPr>
+          <w:sz w:val="22"/>
+        </w:rPr>
+        <w:t>Developed CRUD-based modules with strong backend validation, ensuring consistent data handling across SQL Server databases.</w:t>
       </w:r>
     </w:p>
     <w:p>
@@ -2359,16 +1506,27 @@
         </w:numPr>
         <w:jc w:val="both"/>
         <w:rPr>
-          <w:rFonts w:ascii="Arial" w:hAnsi="Arial" w:cs="Arial"/>
-          <w:sz w:val="20"/>
-        </w:rPr>
-      </w:pPr>
-      <w:r>
-        <w:rPr>
-          <w:rFonts w:ascii="Arial" w:hAnsi="Arial" w:cs="Arial"/>
-          <w:sz w:val="20"/>
-        </w:rPr>
-        <w:t>Developed UI features with JavaScript and early SPA patterns, focusing on maintainability for internal teams relying on daily operational screens.</w:t>
+          <w:sz w:val="22"/>
+        </w:rPr>
+      </w:pPr>
+      <w:r>
+        <w:rPr>
+          <w:sz w:val="22"/>
+        </w:rPr>
+        <w:t xml:space="preserve">Resolved a critical issue involving </w:t>
+      </w:r>
+      <w:r>
+        <w:rPr>
+          <w:rStyle w:val="Strong"/>
+          <w:sz w:val="22"/>
+        </w:rPr>
+        <w:t>data overwrite during concurrent updates</w:t>
+      </w:r>
+      <w:r>
+        <w:rPr>
+          <w:sz w:val="22"/>
+        </w:rPr>
+        <w:t>, implementing version control logic and improving data integrity.</w:t>
       </w:r>
     </w:p>
     <w:p>
@@ -2380,16 +1538,14 @@
         </w:numPr>
         <w:jc w:val="both"/>
         <w:rPr>
-          <w:rFonts w:ascii="Arial" w:hAnsi="Arial" w:cs="Arial"/>
-          <w:sz w:val="20"/>
-        </w:rPr>
-      </w:pPr>
-      <w:r>
-        <w:rPr>
-          <w:rFonts w:ascii="Arial" w:hAnsi="Arial" w:cs="Arial"/>
-          <w:sz w:val="20"/>
-        </w:rPr>
-        <w:t>Improved stability by tightening validation and error handling paths, reducing user-facing failures and support escalations over time.</w:t>
+          <w:sz w:val="22"/>
+        </w:rPr>
+      </w:pPr>
+      <w:r>
+        <w:rPr>
+          <w:sz w:val="22"/>
+        </w:rPr>
+        <w:t>Improved batch processing jobs by enhancing error handling and logging, reducing job failure rates significantly.</w:t>
       </w:r>
     </w:p>
     <w:p>
@@ -2401,31 +1557,14 @@
         </w:numPr>
         <w:jc w:val="both"/>
         <w:rPr>
-          <w:rFonts w:ascii="Arial" w:hAnsi="Arial" w:cs="Arial"/>
-          <w:sz w:val="20"/>
-        </w:rPr>
-      </w:pPr>
-      <w:r>
-        <w:rPr>
-          <w:rFonts w:ascii="Arial" w:hAnsi="Arial" w:cs="Arial"/>
-          <w:sz w:val="20"/>
-        </w:rPr>
-        <w:t xml:space="preserve">Enhanced performance by tuning queries and reducing unnecessary round trips in </w:t>
-      </w:r>
-      <w:r>
-        <w:rPr>
-          <w:rStyle w:val="Strong"/>
-          <w:rFonts w:ascii="Arial" w:hAnsi="Arial" w:cs="Arial"/>
-          <w:sz w:val="20"/>
-        </w:rPr>
-        <w:t>MySQL/SQL Server</w:t>
-      </w:r>
-      <w:r>
-        <w:rPr>
-          <w:rFonts w:ascii="Arial" w:hAnsi="Arial" w:cs="Arial"/>
-          <w:sz w:val="20"/>
-        </w:rPr>
-        <w:t>, making high-traffic screens noticeably faster.</w:t>
+          <w:sz w:val="22"/>
+        </w:rPr>
+      </w:pPr>
+      <w:r>
+        <w:rPr>
+          <w:sz w:val="22"/>
+        </w:rPr>
+        <w:t>Optimized legacy SQL queries and indexing strategies, improving system response times for large datasets.</w:t>
       </w:r>
     </w:p>
     <w:p>
@@ -2437,16 +1576,14 @@
         </w:numPr>
         <w:jc w:val="both"/>
         <w:rPr>
-          <w:rFonts w:ascii="Arial" w:hAnsi="Arial" w:cs="Arial"/>
-          <w:sz w:val="20"/>
-        </w:rPr>
-      </w:pPr>
-      <w:r>
-        <w:rPr>
-          <w:rFonts w:ascii="Arial" w:hAnsi="Arial" w:cs="Arial"/>
-          <w:sz w:val="20"/>
-        </w:rPr>
-        <w:t>Implemented asynchronous batch processing concepts with queue-based workers, keeping the UI responsive for long-running tasks and imports.</w:t>
+          <w:sz w:val="22"/>
+        </w:rPr>
+      </w:pPr>
+      <w:r>
+        <w:rPr>
+          <w:sz w:val="22"/>
+        </w:rPr>
+        <w:t>Contributed to early frontend enhancements using AngularJS, improving usability without disrupting stable backend systems.</w:t>
       </w:r>
     </w:p>
     <w:p>
@@ -2458,16 +1595,14 @@
         </w:numPr>
         <w:jc w:val="both"/>
         <w:rPr>
-          <w:rFonts w:ascii="Arial" w:hAnsi="Arial" w:cs="Arial"/>
-          <w:sz w:val="20"/>
-        </w:rPr>
-      </w:pPr>
-      <w:r>
-        <w:rPr>
-          <w:rFonts w:ascii="Arial" w:hAnsi="Arial" w:cs="Arial"/>
-          <w:sz w:val="20"/>
-        </w:rPr>
-        <w:t>Added pragmatic security controls—least-privilege access patterns, role-driven authorization, and early audit trails for sensitive operations.</w:t>
+          <w:sz w:val="22"/>
+        </w:rPr>
+      </w:pPr>
+      <w:r>
+        <w:rPr>
+          <w:sz w:val="22"/>
+        </w:rPr>
+        <w:t>Implemented backend validation and business rules, ensuring compliance with enterprise workflow requirements.</w:t>
       </w:r>
     </w:p>
     <w:p>
@@ -2479,16 +1614,14 @@
         </w:numPr>
         <w:jc w:val="both"/>
         <w:rPr>
-          <w:rFonts w:ascii="Arial" w:hAnsi="Arial" w:cs="Arial"/>
-          <w:sz w:val="20"/>
-        </w:rPr>
-      </w:pPr>
-      <w:r>
-        <w:rPr>
-          <w:rFonts w:ascii="Arial" w:hAnsi="Arial" w:cs="Arial"/>
-          <w:sz w:val="20"/>
-        </w:rPr>
-        <w:t>Introduced consistent build and release routines, collaborating with senior engineers to reduce manual steps and environment drift.</w:t>
+          <w:sz w:val="22"/>
+        </w:rPr>
+      </w:pPr>
+      <w:r>
+        <w:rPr>
+          <w:sz w:val="22"/>
+        </w:rPr>
+        <w:t>Collaborated with senior engineers to gradually modernize legacy systems while maintaining operational stability.</w:t>
       </w:r>
     </w:p>
     <w:p>
@@ -2500,65 +1633,15 @@
         </w:numPr>
         <w:jc w:val="both"/>
         <w:rPr>
-          <w:rFonts w:ascii="Arial" w:hAnsi="Arial" w:cs="Arial"/>
-          <w:sz w:val="20"/>
-        </w:rPr>
-      </w:pPr>
-      <w:r>
-        <w:rPr>
-          <w:rFonts w:ascii="Arial" w:hAnsi="Arial" w:cs="Arial"/>
-          <w:sz w:val="20"/>
-        </w:rPr>
-        <w:t>Implemented operational logging patterns and production triage routines, improving time-to-diagnose recurring defects.</w:t>
-      </w:r>
-    </w:p>
-    <w:p>
-      <w:pPr>
-        <w:pStyle w:val="NormalWeb"/>
-        <w:numPr>
-          <w:ilvl w:val="0"/>
-          <w:numId w:val="10"/>
-        </w:numPr>
-        <w:jc w:val="both"/>
-        <w:rPr>
-          <w:rFonts w:ascii="Arial" w:hAnsi="Arial" w:cs="Arial"/>
-          <w:sz w:val="20"/>
-        </w:rPr>
-      </w:pPr>
-      <w:r>
-        <w:rPr>
-          <w:rFonts w:ascii="Arial" w:hAnsi="Arial" w:cs="Arial"/>
-          <w:sz w:val="20"/>
-        </w:rPr>
-        <w:lastRenderedPageBreak/>
-        <w:t>Collaborated cross-functionally to translate business requests into incremental deliverables, balancing new features with disciplined cleanup.</w:t>
-      </w:r>
-    </w:p>
-    <w:p>
-      <w:pPr>
-        <w:pStyle w:val="NormalWeb"/>
-        <w:numPr>
-          <w:ilvl w:val="0"/>
-          <w:numId w:val="10"/>
-        </w:numPr>
-        <w:jc w:val="both"/>
-        <w:rPr>
-          <w:rFonts w:ascii="Arial" w:hAnsi="Arial" w:cs="Arial"/>
-          <w:sz w:val="20"/>
-        </w:rPr>
-      </w:pPr>
-      <w:r>
-        <w:rPr>
-          <w:rFonts w:ascii="Arial" w:hAnsi="Arial" w:cs="Arial"/>
-          <w:sz w:val="20"/>
-        </w:rPr>
-        <w:t>Supported data migration and backfill efforts with careful batching and checkpoints, ensuring changes completed safely on large datasets.</w:t>
-      </w:r>
-    </w:p>
-    <w:p>
-      <w:pPr>
-        <w:spacing w:after="80"/>
-      </w:pPr>
+          <w:sz w:val="22"/>
+        </w:rPr>
+      </w:pPr>
+      <w:r>
+        <w:rPr>
+          <w:sz w:val="22"/>
+        </w:rPr>
+        <w:t>Ensured application reliability through debugging, issue resolution, and continuous system improvements.</w:t>
+      </w:r>
     </w:p>
     <w:p>
       <w:pPr>
@@ -2624,15 +1707,6 @@
         </w:rPr>
         <w:t>2009 – 2013</w:t>
       </w:r>
-      <w:r>
-        <w:rPr>
-          <w:rFonts w:ascii="Arial" w:eastAsia="Arial" w:hAnsi="Arial" w:cs="Arial"/>
-          <w:color w:val="4B5563"/>
-          <w:sz w:val="19"/>
-          <w:szCs w:val="19"/>
-        </w:rPr>
-        <w:br/>
-      </w:r>
     </w:p>
     <w:p>
       <w:pPr>
@@ -2642,459 +1716,63 @@
           <w:numId w:val="11"/>
         </w:numPr>
         <w:rPr>
-          <w:rFonts w:ascii="Arial" w:hAnsi="Arial" w:cs="Arial"/>
           <w:sz w:val="20"/>
         </w:rPr>
       </w:pPr>
       <w:r>
         <w:rPr>
-          <w:rFonts w:ascii="Arial" w:hAnsi="Arial" w:cs="Arial"/>
-          <w:sz w:val="20"/>
+          <w:sz w:val="22"/>
         </w:rPr>
         <w:t xml:space="preserve">Completed a strong CS foundation in algorithms, databases, and software engineering, with sustained hands-on project work that supported long-term growth into </w:t>
       </w:r>
       <w:r>
         <w:rPr>
           <w:rStyle w:val="Strong"/>
-          <w:rFonts w:ascii="Arial" w:hAnsi="Arial" w:cs="Arial"/>
-          <w:sz w:val="20"/>
+          <w:sz w:val="22"/>
         </w:rPr>
         <w:t>backend</w:t>
       </w:r>
       <w:r>
         <w:rPr>
-          <w:rFonts w:ascii="Arial" w:hAnsi="Arial" w:cs="Arial"/>
-          <w:sz w:val="20"/>
+          <w:sz w:val="22"/>
         </w:rPr>
         <w:t xml:space="preserve">, </w:t>
       </w:r>
       <w:r>
         <w:rPr>
           <w:rStyle w:val="Strong"/>
-          <w:rFonts w:ascii="Arial" w:hAnsi="Arial" w:cs="Arial"/>
-          <w:sz w:val="20"/>
+          <w:sz w:val="22"/>
         </w:rPr>
         <w:t>cloud</w:t>
       </w:r>
       <w:r>
         <w:rPr>
-          <w:rFonts w:ascii="Arial" w:hAnsi="Arial" w:cs="Arial"/>
-          <w:sz w:val="20"/>
+          <w:sz w:val="22"/>
         </w:rPr>
         <w:t xml:space="preserve">, and </w:t>
       </w:r>
       <w:r>
         <w:rPr>
           <w:rStyle w:val="Strong"/>
-          <w:rFonts w:ascii="Arial" w:hAnsi="Arial" w:cs="Arial"/>
-          <w:sz w:val="20"/>
+          <w:sz w:val="22"/>
         </w:rPr>
         <w:t>distributed system</w:t>
       </w:r>
       <w:r>
         <w:rPr>
-          <w:rFonts w:ascii="Arial" w:hAnsi="Arial" w:cs="Arial"/>
-          <w:sz w:val="20"/>
+          <w:sz w:val="22"/>
         </w:rPr>
         <w:t xml:space="preserve"> ownership.</w:t>
       </w:r>
-    </w:p>
-    <w:p>
-      <w:pPr>
-        <w:pBdr>
-          <w:bottom w:val="single" w:sz="6" w:space="0" w:color="111111"/>
-        </w:pBdr>
-        <w:spacing w:before="120" w:after="80"/>
-      </w:pPr>
-      <w:r>
-        <w:rPr>
-          <w:rFonts w:ascii="Arial" w:eastAsia="Arial" w:hAnsi="Arial" w:cs="Arial"/>
+      <w:r>
+        <w:rPr>
+          <w:rFonts w:eastAsia="Arial"/>
           <w:color w:val="4B5563"/>
           <w:sz w:val="19"/>
           <w:szCs w:val="19"/>
         </w:rPr>
         <w:br/>
       </w:r>
-      <w:r>
-        <w:rPr>
-          <w:rFonts w:ascii="Arial" w:eastAsia="Arial" w:hAnsi="Arial" w:cs="Arial"/>
-          <w:color w:val="4B5563"/>
-          <w:sz w:val="19"/>
-          <w:szCs w:val="19"/>
-        </w:rPr>
-        <w:br/>
-      </w:r>
-      <w:r>
-        <w:rPr>
-          <w:b/>
-          <w:bCs/>
-          <w:color w:val="111111"/>
-          <w:sz w:val="24"/>
-          <w:szCs w:val="24"/>
-        </w:rPr>
-        <w:t>PROJECTS</w:t>
-      </w:r>
-    </w:p>
-    <w:p>
-      <w:pPr>
-        <w:pStyle w:val="Heading3"/>
-        <w:rPr>
-          <w:rFonts w:ascii="Arial" w:hAnsi="Arial" w:cs="Arial"/>
-          <w:color w:val="auto"/>
-          <w:sz w:val="20"/>
-        </w:rPr>
-      </w:pPr>
-      <w:r>
-        <w:rPr>
-          <w:rFonts w:ascii="Arial" w:eastAsia="Arial" w:hAnsi="Arial" w:cs="Arial"/>
-          <w:b/>
-          <w:color w:val="4B5563"/>
-          <w:sz w:val="19"/>
-          <w:szCs w:val="19"/>
-        </w:rPr>
-        <w:br/>
-      </w:r>
-      <w:r>
-        <w:rPr>
-          <w:rStyle w:val="Strong"/>
-          <w:rFonts w:ascii="Arial" w:hAnsi="Arial" w:cs="Arial"/>
-          <w:bCs w:val="0"/>
-          <w:color w:val="auto"/>
-          <w:sz w:val="20"/>
-        </w:rPr>
-        <w:t>Event-Driven Integration Hub (SaaS Platform Modernization)</w:t>
-      </w:r>
-    </w:p>
-    <w:p>
-      <w:pPr>
-        <w:pStyle w:val="NormalWeb"/>
-        <w:numPr>
-          <w:ilvl w:val="0"/>
-          <w:numId w:val="13"/>
-        </w:numPr>
-        <w:jc w:val="both"/>
-        <w:rPr>
-          <w:rFonts w:ascii="Arial" w:hAnsi="Arial" w:cs="Arial"/>
-          <w:sz w:val="20"/>
-        </w:rPr>
-      </w:pPr>
-      <w:r>
-        <w:rPr>
-          <w:rFonts w:ascii="Arial" w:hAnsi="Arial" w:cs="Arial"/>
-          <w:sz w:val="20"/>
-        </w:rPr>
-        <w:t xml:space="preserve">Built an internal integration hub that standardized </w:t>
-      </w:r>
-      <w:r>
-        <w:rPr>
-          <w:rStyle w:val="Strong"/>
-          <w:rFonts w:ascii="Arial" w:hAnsi="Arial" w:cs="Arial"/>
-          <w:sz w:val="20"/>
-        </w:rPr>
-        <w:t>webhooks</w:t>
-      </w:r>
-      <w:r>
-        <w:rPr>
-          <w:rFonts w:ascii="Arial" w:hAnsi="Arial" w:cs="Arial"/>
-          <w:sz w:val="20"/>
-        </w:rPr>
-        <w:t xml:space="preserve"> and partner sync flows using </w:t>
-      </w:r>
-      <w:r>
-        <w:rPr>
-          <w:rStyle w:val="Strong"/>
-          <w:rFonts w:ascii="Arial" w:hAnsi="Arial" w:cs="Arial"/>
-          <w:sz w:val="20"/>
-        </w:rPr>
-        <w:t>AWS SQS/SNS</w:t>
-      </w:r>
-      <w:r>
-        <w:rPr>
-          <w:rFonts w:ascii="Arial" w:hAnsi="Arial" w:cs="Arial"/>
-          <w:sz w:val="20"/>
-        </w:rPr>
-        <w:t xml:space="preserve"> and </w:t>
-      </w:r>
-      <w:r>
-        <w:rPr>
-          <w:rStyle w:val="Strong"/>
-          <w:rFonts w:ascii="Arial" w:hAnsi="Arial" w:cs="Arial"/>
-          <w:sz w:val="20"/>
-        </w:rPr>
-        <w:t>Kafka</w:t>
-      </w:r>
-      <w:r>
-        <w:rPr>
-          <w:rFonts w:ascii="Arial" w:hAnsi="Arial" w:cs="Arial"/>
-          <w:sz w:val="20"/>
-        </w:rPr>
-        <w:t xml:space="preserve">, enforcing </w:t>
-      </w:r>
-      <w:r>
-        <w:rPr>
-          <w:rStyle w:val="Strong"/>
-          <w:rFonts w:ascii="Arial" w:hAnsi="Arial" w:cs="Arial"/>
-          <w:sz w:val="20"/>
-        </w:rPr>
-        <w:t>idempotency</w:t>
-      </w:r>
-      <w:r>
-        <w:rPr>
-          <w:rFonts w:ascii="Arial" w:hAnsi="Arial" w:cs="Arial"/>
-          <w:sz w:val="20"/>
-        </w:rPr>
-        <w:t>, retries, and DLQ reprocessing for safe recovery.</w:t>
-      </w:r>
-    </w:p>
-    <w:p>
-      <w:pPr>
-        <w:pStyle w:val="NormalWeb"/>
-        <w:numPr>
-          <w:ilvl w:val="0"/>
-          <w:numId w:val="13"/>
-        </w:numPr>
-        <w:jc w:val="both"/>
-        <w:rPr>
-          <w:rFonts w:ascii="Arial" w:hAnsi="Arial" w:cs="Arial"/>
-          <w:sz w:val="20"/>
-        </w:rPr>
-      </w:pPr>
-      <w:r>
-        <w:rPr>
-          <w:rFonts w:ascii="Arial" w:hAnsi="Arial" w:cs="Arial"/>
-          <w:sz w:val="20"/>
-        </w:rPr>
-        <w:t xml:space="preserve">Implemented a canonical domain event schema stored in </w:t>
-      </w:r>
-      <w:r>
-        <w:rPr>
-          <w:rStyle w:val="Strong"/>
-          <w:rFonts w:ascii="Arial" w:hAnsi="Arial" w:cs="Arial"/>
-          <w:sz w:val="20"/>
-        </w:rPr>
-        <w:t>PostgreSQL</w:t>
-      </w:r>
-      <w:r>
-        <w:rPr>
-          <w:rFonts w:ascii="Arial" w:hAnsi="Arial" w:cs="Arial"/>
-          <w:sz w:val="20"/>
-        </w:rPr>
-        <w:t xml:space="preserve"> with selective caching in </w:t>
-      </w:r>
-      <w:r>
-        <w:rPr>
-          <w:rStyle w:val="Strong"/>
-          <w:rFonts w:ascii="Arial" w:hAnsi="Arial" w:cs="Arial"/>
-          <w:sz w:val="20"/>
-        </w:rPr>
-        <w:t>Redis</w:t>
-      </w:r>
-      <w:r>
-        <w:rPr>
-          <w:rFonts w:ascii="Arial" w:hAnsi="Arial" w:cs="Arial"/>
-          <w:sz w:val="20"/>
-        </w:rPr>
-        <w:t>, enabling consistent replay and auditability across downstream consumers.</w:t>
-      </w:r>
-    </w:p>
-    <w:p>
-      <w:pPr>
-        <w:pStyle w:val="NormalWeb"/>
-        <w:numPr>
-          <w:ilvl w:val="0"/>
-          <w:numId w:val="13"/>
-        </w:numPr>
-        <w:jc w:val="both"/>
-        <w:rPr>
-          <w:rFonts w:ascii="Arial" w:hAnsi="Arial" w:cs="Arial"/>
-          <w:sz w:val="20"/>
-        </w:rPr>
-      </w:pPr>
-      <w:r>
-        <w:rPr>
-          <w:rFonts w:ascii="Arial" w:hAnsi="Arial" w:cs="Arial"/>
-          <w:sz w:val="20"/>
-        </w:rPr>
-        <w:t xml:space="preserve">Added searchable operational views backed by </w:t>
-      </w:r>
-      <w:r>
-        <w:rPr>
-          <w:rStyle w:val="Strong"/>
-          <w:rFonts w:ascii="Arial" w:hAnsi="Arial" w:cs="Arial"/>
-          <w:sz w:val="20"/>
-        </w:rPr>
-        <w:t>OpenSearch/Elasticsearch</w:t>
-      </w:r>
-      <w:r>
-        <w:rPr>
-          <w:rFonts w:ascii="Arial" w:hAnsi="Arial" w:cs="Arial"/>
-          <w:sz w:val="20"/>
-        </w:rPr>
-        <w:t>, providing fast investigation tools for support while keeping production queries off OLTP tables.</w:t>
-      </w:r>
-    </w:p>
-    <w:p>
-      <w:pPr>
-        <w:pStyle w:val="NormalWeb"/>
-        <w:numPr>
-          <w:ilvl w:val="0"/>
-          <w:numId w:val="13"/>
-        </w:numPr>
-        <w:jc w:val="both"/>
-        <w:rPr>
-          <w:rFonts w:ascii="Arial" w:hAnsi="Arial" w:cs="Arial"/>
-          <w:sz w:val="20"/>
-        </w:rPr>
-      </w:pPr>
-      <w:r>
-        <w:rPr>
-          <w:rFonts w:ascii="Arial" w:hAnsi="Arial" w:cs="Arial"/>
-          <w:sz w:val="20"/>
-        </w:rPr>
-        <w:t xml:space="preserve">Deployed services on </w:t>
-      </w:r>
-      <w:r>
-        <w:rPr>
-          <w:rStyle w:val="Strong"/>
-          <w:rFonts w:ascii="Arial" w:hAnsi="Arial" w:cs="Arial"/>
-          <w:sz w:val="20"/>
-        </w:rPr>
-        <w:t>EKS</w:t>
-      </w:r>
-      <w:r>
-        <w:rPr>
-          <w:rFonts w:ascii="Arial" w:hAnsi="Arial" w:cs="Arial"/>
-          <w:sz w:val="20"/>
-        </w:rPr>
-        <w:t xml:space="preserve"> with </w:t>
-      </w:r>
-      <w:r>
-        <w:rPr>
-          <w:rStyle w:val="Strong"/>
-          <w:rFonts w:ascii="Arial" w:hAnsi="Arial" w:cs="Arial"/>
-          <w:sz w:val="20"/>
-        </w:rPr>
-        <w:t>Docker</w:t>
-      </w:r>
-      <w:r>
-        <w:rPr>
-          <w:rFonts w:ascii="Arial" w:hAnsi="Arial" w:cs="Arial"/>
-          <w:sz w:val="20"/>
-        </w:rPr>
-        <w:t xml:space="preserve">, </w:t>
-      </w:r>
-      <w:r>
-        <w:rPr>
-          <w:rStyle w:val="Strong"/>
-          <w:rFonts w:ascii="Arial" w:hAnsi="Arial" w:cs="Arial"/>
-          <w:sz w:val="20"/>
-        </w:rPr>
-        <w:t>Helm</w:t>
-      </w:r>
-      <w:r>
-        <w:rPr>
-          <w:rFonts w:ascii="Arial" w:hAnsi="Arial" w:cs="Arial"/>
-          <w:sz w:val="20"/>
-        </w:rPr>
-        <w:t xml:space="preserve">, and </w:t>
-      </w:r>
-      <w:r>
-        <w:rPr>
-          <w:rStyle w:val="Strong"/>
-          <w:rFonts w:ascii="Arial" w:hAnsi="Arial" w:cs="Arial"/>
-          <w:sz w:val="20"/>
-        </w:rPr>
-        <w:t>Argo CD</w:t>
-      </w:r>
-      <w:r>
-        <w:rPr>
-          <w:rFonts w:ascii="Arial" w:hAnsi="Arial" w:cs="Arial"/>
-          <w:sz w:val="20"/>
-        </w:rPr>
-        <w:t xml:space="preserve"> (GitOps), provisioning infrastructure via </w:t>
-      </w:r>
-      <w:r>
-        <w:rPr>
-          <w:rStyle w:val="Strong"/>
-          <w:rFonts w:ascii="Arial" w:hAnsi="Arial" w:cs="Arial"/>
-          <w:sz w:val="20"/>
-        </w:rPr>
-        <w:t>Terraform/CloudFormation</w:t>
-      </w:r>
-      <w:r>
-        <w:rPr>
-          <w:rFonts w:ascii="Arial" w:hAnsi="Arial" w:cs="Arial"/>
-          <w:sz w:val="20"/>
-        </w:rPr>
-        <w:t xml:space="preserve"> for repeatable environments.</w:t>
-      </w:r>
-    </w:p>
-    <w:p>
-      <w:pPr>
-        <w:pStyle w:val="NormalWeb"/>
-        <w:numPr>
-          <w:ilvl w:val="0"/>
-          <w:numId w:val="13"/>
-        </w:numPr>
-        <w:jc w:val="both"/>
-        <w:rPr>
-          <w:rFonts w:ascii="Arial" w:hAnsi="Arial" w:cs="Arial"/>
-          <w:sz w:val="20"/>
-        </w:rPr>
-      </w:pPr>
-      <w:r>
-        <w:rPr>
-          <w:rFonts w:ascii="Arial" w:hAnsi="Arial" w:cs="Arial"/>
-          <w:sz w:val="20"/>
-        </w:rPr>
-        <w:t xml:space="preserve">Instrumented services with </w:t>
-      </w:r>
-      <w:r>
-        <w:rPr>
-          <w:rStyle w:val="Strong"/>
-          <w:rFonts w:ascii="Arial" w:hAnsi="Arial" w:cs="Arial"/>
-          <w:sz w:val="20"/>
-        </w:rPr>
-        <w:t>OpenTelemetry</w:t>
-      </w:r>
-      <w:r>
-        <w:rPr>
-          <w:rFonts w:ascii="Arial" w:hAnsi="Arial" w:cs="Arial"/>
-          <w:sz w:val="20"/>
-        </w:rPr>
-        <w:t xml:space="preserve"> and dashboards in </w:t>
-      </w:r>
-      <w:r>
-        <w:rPr>
-          <w:rStyle w:val="Strong"/>
-          <w:rFonts w:ascii="Arial" w:hAnsi="Arial" w:cs="Arial"/>
-          <w:sz w:val="20"/>
-        </w:rPr>
-        <w:t>Datadog/Grafana/CloudWatch</w:t>
-      </w:r>
-      <w:r>
-        <w:rPr>
-          <w:rFonts w:ascii="Arial" w:hAnsi="Arial" w:cs="Arial"/>
-          <w:sz w:val="20"/>
-        </w:rPr>
-        <w:t>, cutting incident triage time through traceable request flows and structured logs.</w:t>
-      </w:r>
-    </w:p>
-    <w:p>
-      <w:r>
-        <w:rPr>
-          <w:rFonts w:ascii="Arial" w:eastAsia="Arial" w:hAnsi="Arial" w:cs="Arial"/>
-          <w:color w:val="4B5563"/>
-          <w:sz w:val="19"/>
-          <w:szCs w:val="19"/>
-        </w:rPr>
-        <w:br/>
-      </w:r>
-    </w:p>
-    <w:p>
-      <w:pPr>
-        <w:spacing w:after="80"/>
-      </w:pPr>
     </w:p>
     <w:sectPr>
       <w:pgSz w:w="11906" w:h="16838"/>
@@ -3109,6 +1787,119 @@
 <file path=word/numbering.xml><?xml version="1.0" encoding="utf-8"?>
 <w:numbering xmlns:wpc="http://schemas.microsoft.com/office/word/2010/wordprocessingCanvas" xmlns:mc="http://schemas.openxmlformats.org/markup-compatibility/2006" xmlns:o="urn:schemas-microsoft-com:office:office" xmlns:r="http://schemas.openxmlformats.org/officeDocument/2006/relationships" xmlns:m="http://schemas.openxmlformats.org/officeDocument/2006/math" xmlns:v="urn:schemas-microsoft-com:vml" xmlns:wp14="http://schemas.microsoft.com/office/word/2010/wordprocessingDrawing" xmlns:wp="http://schemas.openxmlformats.org/drawingml/2006/wordprocessingDrawing" xmlns:w10="urn:schemas-microsoft-com:office:word" xmlns:w="http://schemas.openxmlformats.org/wordprocessingml/2006/main" xmlns:w14="http://schemas.microsoft.com/office/word/2010/wordml" xmlns:wpg="http://schemas.microsoft.com/office/word/2010/wordprocessingGroup" xmlns:wpi="http://schemas.microsoft.com/office/word/2010/wordprocessingInk" xmlns:wne="http://schemas.microsoft.com/office/word/2006/wordml" xmlns:wps="http://schemas.microsoft.com/office/word/2010/wordprocessingShape" mc:Ignorable="w14 wp14">
   <w:abstractNum w:abstractNumId="0">
+    <w:nsid w:val="0410024E"/>
+    <w:multiLevelType w:val="hybridMultilevel"/>
+    <w:tmpl w:val="53EE3CAA"/>
+    <w:lvl w:ilvl="0" w:tplc="0409000B">
+      <w:start w:val="1"/>
+      <w:numFmt w:val="bullet"/>
+      <w:lvlText w:val=""/>
+      <w:lvlJc w:val="left"/>
+      <w:pPr>
+        <w:ind w:left="360" w:hanging="360"/>
+      </w:pPr>
+      <w:rPr>
+        <w:rFonts w:ascii="Wingdings" w:hAnsi="Wingdings" w:hint="default"/>
+      </w:rPr>
+    </w:lvl>
+    <w:lvl w:ilvl="1" w:tplc="04090003" w:tentative="1">
+      <w:start w:val="1"/>
+      <w:numFmt w:val="bullet"/>
+      <w:lvlText w:val="o"/>
+      <w:lvlJc w:val="left"/>
+      <w:pPr>
+        <w:ind w:left="1080" w:hanging="360"/>
+      </w:pPr>
+      <w:rPr>
+        <w:rFonts w:ascii="Courier New" w:hAnsi="Courier New" w:cs="Courier New" w:hint="default"/>
+      </w:rPr>
+    </w:lvl>
+    <w:lvl w:ilvl="2" w:tplc="04090005" w:tentative="1">
+      <w:start w:val="1"/>
+      <w:numFmt w:val="bullet"/>
+      <w:lvlText w:val=""/>
+      <w:lvlJc w:val="left"/>
+      <w:pPr>
+        <w:ind w:left="1800" w:hanging="360"/>
+      </w:pPr>
+      <w:rPr>
+        <w:rFonts w:ascii="Wingdings" w:hAnsi="Wingdings" w:hint="default"/>
+      </w:rPr>
+    </w:lvl>
+    <w:lvl w:ilvl="3" w:tplc="04090001" w:tentative="1">
+      <w:start w:val="1"/>
+      <w:numFmt w:val="bullet"/>
+      <w:lvlText w:val=""/>
+      <w:lvlJc w:val="left"/>
+      <w:pPr>
+        <w:ind w:left="2520" w:hanging="360"/>
+      </w:pPr>
+      <w:rPr>
+        <w:rFonts w:ascii="Symbol" w:hAnsi="Symbol" w:hint="default"/>
+      </w:rPr>
+    </w:lvl>
+    <w:lvl w:ilvl="4" w:tplc="04090003" w:tentative="1">
+      <w:start w:val="1"/>
+      <w:numFmt w:val="bullet"/>
+      <w:lvlText w:val="o"/>
+      <w:lvlJc w:val="left"/>
+      <w:pPr>
+        <w:ind w:left="3240" w:hanging="360"/>
+      </w:pPr>
+      <w:rPr>
+        <w:rFonts w:ascii="Courier New" w:hAnsi="Courier New" w:cs="Courier New" w:hint="default"/>
+      </w:rPr>
+    </w:lvl>
+    <w:lvl w:ilvl="5" w:tplc="04090005" w:tentative="1">
+      <w:start w:val="1"/>
+      <w:numFmt w:val="bullet"/>
+      <w:lvlText w:val=""/>
+      <w:lvlJc w:val="left"/>
+      <w:pPr>
+        <w:ind w:left="3960" w:hanging="360"/>
+      </w:pPr>
+      <w:rPr>
+        <w:rFonts w:ascii="Wingdings" w:hAnsi="Wingdings" w:hint="default"/>
+      </w:rPr>
+    </w:lvl>
+    <w:lvl w:ilvl="6" w:tplc="04090001" w:tentative="1">
+      <w:start w:val="1"/>
+      <w:numFmt w:val="bullet"/>
+      <w:lvlText w:val=""/>
+      <w:lvlJc w:val="left"/>
+      <w:pPr>
+        <w:ind w:left="4680" w:hanging="360"/>
+      </w:pPr>
+      <w:rPr>
+        <w:rFonts w:ascii="Symbol" w:hAnsi="Symbol" w:hint="default"/>
+      </w:rPr>
+    </w:lvl>
+    <w:lvl w:ilvl="7" w:tplc="04090003" w:tentative="1">
+      <w:start w:val="1"/>
+      <w:numFmt w:val="bullet"/>
+      <w:lvlText w:val="o"/>
+      <w:lvlJc w:val="left"/>
+      <w:pPr>
+        <w:ind w:left="5400" w:hanging="360"/>
+      </w:pPr>
+      <w:rPr>
+        <w:rFonts w:ascii="Courier New" w:hAnsi="Courier New" w:cs="Courier New" w:hint="default"/>
+      </w:rPr>
+    </w:lvl>
+    <w:lvl w:ilvl="8" w:tplc="04090005" w:tentative="1">
+      <w:start w:val="1"/>
+      <w:numFmt w:val="bullet"/>
+      <w:lvlText w:val=""/>
+      <w:lvlJc w:val="left"/>
+      <w:pPr>
+        <w:ind w:left="6120" w:hanging="360"/>
+      </w:pPr>
+      <w:rPr>
+        <w:rFonts w:ascii="Wingdings" w:hAnsi="Wingdings" w:hint="default"/>
+      </w:rPr>
+    </w:lvl>
+  </w:abstractNum>
+  <w:abstractNum w:abstractNumId="1">
     <w:nsid w:val="066A344B"/>
     <w:multiLevelType w:val="multilevel"/>
     <w:tmpl w:val="993E7992"/>
@@ -3257,7 +2048,7 @@
       </w:rPr>
     </w:lvl>
   </w:abstractNum>
-  <w:abstractNum w:abstractNumId="1">
+  <w:abstractNum w:abstractNumId="2">
     <w:nsid w:val="1BCC1882"/>
     <w:multiLevelType w:val="hybridMultilevel"/>
     <w:tmpl w:val="B420B516"/>
@@ -3370,7 +2161,7 @@
       </w:rPr>
     </w:lvl>
   </w:abstractNum>
-  <w:abstractNum w:abstractNumId="2">
+  <w:abstractNum w:abstractNumId="3">
     <w:nsid w:val="25C10F40"/>
     <w:multiLevelType w:val="multilevel"/>
     <w:tmpl w:val="5F7EE864"/>
@@ -3519,7 +2310,7 @@
       </w:rPr>
     </w:lvl>
   </w:abstractNum>
-  <w:abstractNum w:abstractNumId="3">
+  <w:abstractNum w:abstractNumId="4">
     <w:nsid w:val="29362EDC"/>
     <w:multiLevelType w:val="hybridMultilevel"/>
     <w:tmpl w:val="B76C5FBA"/>
@@ -3632,7 +2423,7 @@
       </w:rPr>
     </w:lvl>
   </w:abstractNum>
-  <w:abstractNum w:abstractNumId="4">
+  <w:abstractNum w:abstractNumId="5">
     <w:nsid w:val="2E3B47F9"/>
     <w:multiLevelType w:val="hybridMultilevel"/>
     <w:tmpl w:val="D2127CC4"/>
@@ -3718,7 +2509,7 @@
       </w:pPr>
     </w:lvl>
   </w:abstractNum>
-  <w:abstractNum w:abstractNumId="5">
+  <w:abstractNum w:abstractNumId="6">
     <w:nsid w:val="3FE60BE6"/>
     <w:multiLevelType w:val="hybridMultilevel"/>
     <w:tmpl w:val="664012EE"/>
@@ -3804,7 +2595,7 @@
       </w:pPr>
     </w:lvl>
   </w:abstractNum>
-  <w:abstractNum w:abstractNumId="6">
+  <w:abstractNum w:abstractNumId="7">
     <w:nsid w:val="403D28AD"/>
     <w:multiLevelType w:val="hybridMultilevel"/>
     <w:tmpl w:val="53F67B72"/>
@@ -3916,7 +2707,7 @@
       </w:rPr>
     </w:lvl>
   </w:abstractNum>
-  <w:abstractNum w:abstractNumId="7">
+  <w:abstractNum w:abstractNumId="8">
     <w:nsid w:val="44FE07E6"/>
     <w:multiLevelType w:val="hybridMultilevel"/>
     <w:tmpl w:val="4D760750"/>
@@ -4029,7 +2820,7 @@
       </w:rPr>
     </w:lvl>
   </w:abstractNum>
-  <w:abstractNum w:abstractNumId="8">
+  <w:abstractNum w:abstractNumId="9">
     <w:nsid w:val="4E816495"/>
     <w:multiLevelType w:val="hybridMultilevel"/>
     <w:tmpl w:val="CD18C320"/>
@@ -4118,7 +2909,7 @@
       </w:pPr>
     </w:lvl>
   </w:abstractNum>
-  <w:abstractNum w:abstractNumId="9">
+  <w:abstractNum w:abstractNumId="10">
     <w:nsid w:val="5BE12078"/>
     <w:multiLevelType w:val="hybridMultilevel"/>
     <w:tmpl w:val="8EDC2EC8"/>
@@ -4230,7 +3021,7 @@
       </w:rPr>
     </w:lvl>
   </w:abstractNum>
-  <w:abstractNum w:abstractNumId="10">
+  <w:abstractNum w:abstractNumId="11">
     <w:nsid w:val="5E971766"/>
     <w:multiLevelType w:val="hybridMultilevel"/>
     <w:tmpl w:val="92900DF6"/>
@@ -4343,7 +3134,7 @@
       </w:rPr>
     </w:lvl>
   </w:abstractNum>
-  <w:abstractNum w:abstractNumId="11">
+  <w:abstractNum w:abstractNumId="12">
     <w:nsid w:val="61570FF1"/>
     <w:multiLevelType w:val="hybridMultilevel"/>
     <w:tmpl w:val="BCDE26EE"/>
@@ -4455,7 +3246,7 @@
       </w:rPr>
     </w:lvl>
   </w:abstractNum>
-  <w:abstractNum w:abstractNumId="12">
+  <w:abstractNum w:abstractNumId="13">
     <w:nsid w:val="63DA7D30"/>
     <w:multiLevelType w:val="hybridMultilevel"/>
     <w:tmpl w:val="00B09A14"/>
@@ -4569,46 +3360,49 @@
     </w:lvl>
   </w:abstractNum>
   <w:num w:numId="1">
-    <w:abstractNumId w:val="4"/>
+    <w:abstractNumId w:val="5"/>
     <w:lvlOverride w:ilvl="0">
       <w:startOverride w:val="1"/>
     </w:lvlOverride>
   </w:num>
   <w:num w:numId="2">
+    <w:abstractNumId w:val="2"/>
+  </w:num>
+  <w:num w:numId="3">
+    <w:abstractNumId w:val="13"/>
+  </w:num>
+  <w:num w:numId="4">
+    <w:abstractNumId w:val="11"/>
+  </w:num>
+  <w:num w:numId="5">
+    <w:abstractNumId w:val="10"/>
+  </w:num>
+  <w:num w:numId="6">
+    <w:abstractNumId w:val="4"/>
+  </w:num>
+  <w:num w:numId="7">
+    <w:abstractNumId w:val="7"/>
+  </w:num>
+  <w:num w:numId="8">
+    <w:abstractNumId w:val="6"/>
+  </w:num>
+  <w:num w:numId="9">
+    <w:abstractNumId w:val="12"/>
+  </w:num>
+  <w:num w:numId="10">
+    <w:abstractNumId w:val="9"/>
+  </w:num>
+  <w:num w:numId="11">
+    <w:abstractNumId w:val="8"/>
+  </w:num>
+  <w:num w:numId="12">
     <w:abstractNumId w:val="1"/>
   </w:num>
-  <w:num w:numId="3">
-    <w:abstractNumId w:val="12"/>
-  </w:num>
-  <w:num w:numId="4">
-    <w:abstractNumId w:val="10"/>
-  </w:num>
-  <w:num w:numId="5">
-    <w:abstractNumId w:val="9"/>
-  </w:num>
-  <w:num w:numId="6">
+  <w:num w:numId="13">
     <w:abstractNumId w:val="3"/>
   </w:num>
-  <w:num w:numId="7">
-    <w:abstractNumId w:val="6"/>
-  </w:num>
-  <w:num w:numId="8">
-    <w:abstractNumId w:val="5"/>
-  </w:num>
-  <w:num w:numId="9">
-    <w:abstractNumId w:val="11"/>
-  </w:num>
-  <w:num w:numId="10">
-    <w:abstractNumId w:val="8"/>
-  </w:num>
-  <w:num w:numId="11">
-    <w:abstractNumId w:val="7"/>
-  </w:num>
-  <w:num w:numId="12">
+  <w:num w:numId="14">
     <w:abstractNumId w:val="0"/>
-  </w:num>
-  <w:num w:numId="13">
-    <w:abstractNumId w:val="2"/>
   </w:num>
 </w:numbering>
 </file>
@@ -5562,4 +4356,16 @@
   <a:objectDefaults/>
   <a:extraClrSchemeLst/>
 </a:theme>
+</file>
+
+<file path=customXml/item1.xml><?xml version="1.0" encoding="utf-8"?>
+<b:Sources xmlns:b="http://schemas.openxmlformats.org/officeDocument/2006/bibliography" xmlns="http://schemas.openxmlformats.org/officeDocument/2006/bibliography" SelectedStyle="\APA.XSL" StyleName="APA"/>
+</file>
+
+<file path=customXml/itemProps1.xml><?xml version="1.0" encoding="utf-8"?>
+<ds:datastoreItem xmlns:ds="http://schemas.openxmlformats.org/officeDocument/2006/customXml" ds:itemID="{2527EEF6-076F-4F13-A455-9FF6E845A97C}">
+  <ds:schemaRefs>
+    <ds:schemaRef ds:uri="http://schemas.openxmlformats.org/officeDocument/2006/bibliography"/>
+  </ds:schemaRefs>
+</ds:datastoreItem>
 </file>